--- a/Algorithms description and comparison.docx
+++ b/Algorithms description and comparison.docx
@@ -2,6 +2,33 @@
 <file path=word/document.xml><?xml version="1.0" encoding="utf-8"?>
 <w:document xmlns:wpc="http://schemas.microsoft.com/office/word/2010/wordprocessingCanvas" xmlns:cx="http://schemas.microsoft.com/office/drawing/2014/chartex" xmlns:cx1="http://schemas.microsoft.com/office/drawing/2015/9/8/chartex" xmlns:cx2="http://schemas.microsoft.com/office/drawing/2015/10/21/chartex" xmlns:cx3="http://schemas.microsoft.com/office/drawing/2016/5/9/chartex" xmlns:cx4="http://schemas.microsoft.com/office/drawing/2016/5/10/chartex" xmlns:cx5="http://schemas.microsoft.com/office/drawing/2016/5/11/chartex" xmlns:cx6="http://schemas.microsoft.com/office/drawing/2016/5/12/chartex" xmlns:cx7="http://schemas.microsoft.com/office/drawing/2016/5/13/chartex" xmlns:cx8="http://schemas.microsoft.com/office/drawing/2016/5/14/chartex" xmlns:mc="http://schemas.openxmlformats.org/markup-compatibility/2006" xmlns:aink="http://schemas.microsoft.com/office/drawing/2016/ink" xmlns:am3d="http://schemas.microsoft.com/office/drawing/2017/model3d" xmlns:o="urn:schemas-microsoft-com:office:office" xmlns:oel="http://schemas.microsoft.com/office/2019/extlst" xmlns:r="http://schemas.openxmlformats.org/officeDocument/2006/relationships" xmlns:m="http://schemas.openxmlformats.org/officeDocument/2006/math" xmlns:v="urn:schemas-microsoft-com:vml" xmlns:wp14="http://schemas.microsoft.com/office/word/2010/wordprocessingDrawing" xmlns:wp="http://schemas.openxmlformats.org/drawingml/2006/wordprocessingDrawing" xmlns:w10="urn:schemas-microsoft-com:office:word" xmlns:w="http://schemas.openxmlformats.org/wordprocessingml/2006/main" xmlns:w14="http://schemas.microsoft.com/office/word/2010/wordml" xmlns:w15="http://schemas.microsoft.com/office/word/2012/wordml" xmlns:w16cex="http://schemas.microsoft.com/office/word/2018/wordml/cex" xmlns:w16cid="http://schemas.microsoft.com/office/word/2016/wordml/cid" xmlns:w16="http://schemas.microsoft.com/office/word/2018/wordml" xmlns:w16du="http://schemas.microsoft.com/office/word/2023/wordml/word16du" xmlns:w16sdtdh="http://schemas.microsoft.com/office/word/2020/wordml/sdtdatahash" xmlns:w16sdtfl="http://schemas.microsoft.com/office/word/2024/wordml/sdtformatlock" xmlns:w16se="http://schemas.microsoft.com/office/word/2015/wordml/symex" xmlns:wpg="http://schemas.microsoft.com/office/word/2010/wordprocessingGroup" xmlns:wpi="http://schemas.microsoft.com/office/word/2010/wordprocessingInk" xmlns:wne="http://schemas.microsoft.com/office/word/2006/wordml" xmlns:wps="http://schemas.microsoft.com/office/word/2010/wordprocessingShape" mc:Ignorable="w14 w15 w16se w16cid w16 w16cex w16sdtdh w16sdtfl w16du wp14">
   <w:body>
+    <w:p>
+      <w:pPr>
+        <w:ind w:left="360" w:hanging="360"/>
+        <w:jc w:val="center"/>
+        <w:rPr>
+          <w:b/>
+          <w:bCs/>
+          <w:sz w:val="36"/>
+          <w:szCs w:val="36"/>
+        </w:rPr>
+      </w:pPr>
+      <w:r>
+        <w:rPr>
+          <w:b/>
+          <w:bCs/>
+          <w:sz w:val="36"/>
+          <w:szCs w:val="36"/>
+        </w:rPr>
+        <w:t>OpenCV techniques comparison</w:t>
+      </w:r>
+    </w:p>
+    <w:p>
+      <w:pPr>
+        <w:ind w:left="360" w:hanging="360"/>
+        <w:jc w:val="center"/>
+      </w:pPr>
+    </w:p>
     <w:p>
       <w:pPr>
         <w:pStyle w:val="ListParagraph"/>
@@ -30,7 +57,7 @@
     </w:p>
     <w:tbl>
       <w:tblPr>
-        <w:tblW w:w="0" w:type="auto"/>
+        <w:tblW w:w="10713" w:type="dxa"/>
         <w:tblCellSpacing w:w="15" w:type="dxa"/>
         <w:tblCellMar>
           <w:top w:w="15" w:type="dxa"/>
@@ -41,14 +68,15 @@
         <w:tblLook w:val="04A0" w:firstRow="1" w:lastRow="0" w:firstColumn="1" w:lastColumn="0" w:noHBand="0" w:noVBand="1"/>
       </w:tblPr>
       <w:tblGrid>
-        <w:gridCol w:w="1959"/>
-        <w:gridCol w:w="1722"/>
-        <w:gridCol w:w="1744"/>
-        <w:gridCol w:w="1752"/>
-        <w:gridCol w:w="1849"/>
+        <w:gridCol w:w="2140"/>
+        <w:gridCol w:w="1957"/>
+        <w:gridCol w:w="2009"/>
+        <w:gridCol w:w="2244"/>
+        <w:gridCol w:w="2363"/>
       </w:tblGrid>
       <w:tr>
         <w:trPr>
+          <w:trHeight w:val="499"/>
           <w:tblHeader/>
           <w:tblCellSpacing w:w="15" w:type="dxa"/>
         </w:trPr>
@@ -170,6 +198,7 @@
       </w:tr>
       <w:tr>
         <w:trPr>
+          <w:trHeight w:val="509"/>
           <w:tblCellSpacing w:w="15" w:type="dxa"/>
         </w:trPr>
         <w:tc>
@@ -254,6 +283,7 @@
       </w:tr>
       <w:tr>
         <w:trPr>
+          <w:trHeight w:val="855"/>
           <w:tblCellSpacing w:w="15" w:type="dxa"/>
         </w:trPr>
         <w:tc>
@@ -338,6 +368,7 @@
       </w:tr>
       <w:tr>
         <w:trPr>
+          <w:trHeight w:val="855"/>
           <w:tblCellSpacing w:w="15" w:type="dxa"/>
         </w:trPr>
         <w:tc>
@@ -422,6 +453,7 @@
       </w:tr>
       <w:tr>
         <w:trPr>
+          <w:trHeight w:val="509"/>
           <w:tblCellSpacing w:w="15" w:type="dxa"/>
         </w:trPr>
         <w:tc>
@@ -506,6 +538,7 @@
       </w:tr>
       <w:tr>
         <w:trPr>
+          <w:trHeight w:val="855"/>
           <w:tblCellSpacing w:w="15" w:type="dxa"/>
         </w:trPr>
         <w:tc>
@@ -603,6 +636,7 @@
       </w:tr>
       <w:tr>
         <w:trPr>
+          <w:trHeight w:val="845"/>
           <w:tblCellSpacing w:w="15" w:type="dxa"/>
         </w:trPr>
         <w:tc>
@@ -688,15 +722,2216 @@
     </w:tbl>
     <w:p>
       <w:pPr>
-        <w:ind w:left="360"/>
         <w:rPr>
+          <w:lang w:val="en-US"/>
+        </w:rPr>
+      </w:pPr>
+    </w:p>
+    <w:p>
+      <w:pPr>
+        <w:pStyle w:val="ListParagraph"/>
+        <w:numPr>
+          <w:ilvl w:val="0"/>
+          <w:numId w:val="1"/>
+        </w:numPr>
+        <w:rPr>
+          <w:b/>
+          <w:sz w:val="32"/>
+          <w:szCs w:val="32"/>
+          <w:lang w:val="en-US"/>
+        </w:rPr>
+      </w:pPr>
+      <w:r>
+        <w:rPr>
+          <w:b/>
+          <w:sz w:val="32"/>
+          <w:szCs w:val="32"/>
+          <w:lang w:val="en-US"/>
+        </w:rPr>
+        <w:t>Comparison of feature detection algorithms</w:t>
+      </w:r>
+    </w:p>
+    <w:tbl>
+      <w:tblPr>
+        <w:tblW w:w="10746" w:type="dxa"/>
+        <w:tblLook w:val="04A0" w:firstRow="1" w:lastRow="0" w:firstColumn="1" w:lastColumn="0" w:noHBand="0" w:noVBand="1"/>
+      </w:tblPr>
+      <w:tblGrid>
+        <w:gridCol w:w="1538"/>
+        <w:gridCol w:w="980"/>
+        <w:gridCol w:w="1299"/>
+        <w:gridCol w:w="1461"/>
+        <w:gridCol w:w="1461"/>
+        <w:gridCol w:w="1579"/>
+        <w:gridCol w:w="1114"/>
+        <w:gridCol w:w="1314"/>
+      </w:tblGrid>
+      <w:tr>
+        <w:trPr>
+          <w:trHeight w:val="904"/>
+        </w:trPr>
+        <w:tc>
+          <w:tcPr>
+            <w:tcW w:w="1538" w:type="dxa"/>
+            <w:tcBorders>
+              <w:top w:val="nil"/>
+              <w:left w:val="nil"/>
+              <w:bottom w:val="nil"/>
+              <w:right w:val="nil"/>
+            </w:tcBorders>
+            <w:shd w:val="clear" w:color="auto" w:fill="auto"/>
+            <w:vAlign w:val="center"/>
+            <w:hideMark/>
+          </w:tcPr>
+          <w:p>
+            <w:pPr>
+              <w:spacing w:after="0" w:line="240" w:lineRule="auto"/>
+              <w:jc w:val="center"/>
+              <w:rPr>
+                <w:rFonts w:ascii="Calibri" w:eastAsia="Times New Roman" w:hAnsi="Calibri" w:cs="Calibri"/>
+                <w:b/>
+                <w:bCs/>
+                <w:color w:val="000000"/>
+                <w:kern w:val="0"/>
+                <w:sz w:val="22"/>
+                <w:szCs w:val="22"/>
+                <w:lang w:eastAsia="en-IN"/>
+                <w14:ligatures w14:val="none"/>
+              </w:rPr>
+            </w:pPr>
+            <w:r>
+              <w:rPr>
+                <w:rFonts w:ascii="Calibri" w:eastAsia="Times New Roman" w:hAnsi="Calibri" w:cs="Calibri"/>
+                <w:b/>
+                <w:bCs/>
+                <w:color w:val="000000"/>
+                <w:kern w:val="0"/>
+                <w:sz w:val="22"/>
+                <w:szCs w:val="22"/>
+                <w:lang w:eastAsia="en-IN"/>
+                <w14:ligatures w14:val="none"/>
+              </w:rPr>
+              <w:t>Feature</w:t>
+            </w:r>
+          </w:p>
+        </w:tc>
+        <w:tc>
+          <w:tcPr>
+            <w:tcW w:w="980" w:type="dxa"/>
+            <w:tcBorders>
+              <w:top w:val="nil"/>
+              <w:left w:val="nil"/>
+              <w:bottom w:val="nil"/>
+              <w:right w:val="nil"/>
+            </w:tcBorders>
+            <w:shd w:val="clear" w:color="auto" w:fill="auto"/>
+            <w:vAlign w:val="center"/>
+            <w:hideMark/>
+          </w:tcPr>
+          <w:p>
+            <w:pPr>
+              <w:spacing w:after="0" w:line="240" w:lineRule="auto"/>
+              <w:rPr>
+                <w:rFonts w:ascii="Calibri" w:eastAsia="Times New Roman" w:hAnsi="Calibri" w:cs="Calibri"/>
+                <w:b/>
+                <w:bCs/>
+                <w:color w:val="000000"/>
+                <w:kern w:val="0"/>
+                <w:sz w:val="22"/>
+                <w:szCs w:val="22"/>
+                <w:lang w:eastAsia="en-IN"/>
+                <w14:ligatures w14:val="none"/>
+              </w:rPr>
+            </w:pPr>
+            <w:r>
+              <w:rPr>
+                <w:rFonts w:ascii="Calibri" w:eastAsia="Times New Roman" w:hAnsi="Calibri" w:cs="Calibri"/>
+                <w:b/>
+                <w:bCs/>
+                <w:color w:val="000000"/>
+                <w:kern w:val="0"/>
+                <w:sz w:val="22"/>
+                <w:szCs w:val="22"/>
+                <w:lang w:eastAsia="en-IN"/>
+                <w14:ligatures w14:val="none"/>
+              </w:rPr>
+              <w:t>Type</w:t>
+            </w:r>
+          </w:p>
+        </w:tc>
+        <w:tc>
+          <w:tcPr>
+            <w:tcW w:w="1299" w:type="dxa"/>
+            <w:tcBorders>
+              <w:top w:val="nil"/>
+              <w:left w:val="nil"/>
+              <w:bottom w:val="nil"/>
+              <w:right w:val="nil"/>
+            </w:tcBorders>
+            <w:shd w:val="clear" w:color="auto" w:fill="auto"/>
+            <w:vAlign w:val="center"/>
+            <w:hideMark/>
+          </w:tcPr>
+          <w:p>
+            <w:pPr>
+              <w:spacing w:after="0" w:line="240" w:lineRule="auto"/>
+              <w:rPr>
+                <w:rFonts w:ascii="Calibri" w:eastAsia="Times New Roman" w:hAnsi="Calibri" w:cs="Calibri"/>
+                <w:b/>
+                <w:bCs/>
+                <w:color w:val="000000"/>
+                <w:kern w:val="0"/>
+                <w:sz w:val="22"/>
+                <w:szCs w:val="22"/>
+                <w:lang w:eastAsia="en-IN"/>
+                <w14:ligatures w14:val="none"/>
+              </w:rPr>
+            </w:pPr>
+            <w:r>
+              <w:rPr>
+                <w:rFonts w:ascii="Calibri" w:eastAsia="Times New Roman" w:hAnsi="Calibri" w:cs="Calibri"/>
+                <w:b/>
+                <w:bCs/>
+                <w:color w:val="000000"/>
+                <w:kern w:val="0"/>
+                <w:sz w:val="22"/>
+                <w:szCs w:val="22"/>
+                <w:lang w:eastAsia="en-IN"/>
+                <w14:ligatures w14:val="none"/>
+              </w:rPr>
+              <w:t>Speed</w:t>
+            </w:r>
+          </w:p>
+        </w:tc>
+        <w:tc>
+          <w:tcPr>
+            <w:tcW w:w="1461" w:type="dxa"/>
+            <w:tcBorders>
+              <w:top w:val="nil"/>
+              <w:left w:val="nil"/>
+              <w:bottom w:val="nil"/>
+              <w:right w:val="nil"/>
+            </w:tcBorders>
+            <w:shd w:val="clear" w:color="auto" w:fill="auto"/>
+            <w:vAlign w:val="center"/>
+            <w:hideMark/>
+          </w:tcPr>
+          <w:p>
+            <w:pPr>
+              <w:spacing w:after="0" w:line="240" w:lineRule="auto"/>
+              <w:rPr>
+                <w:rFonts w:ascii="Calibri" w:eastAsia="Times New Roman" w:hAnsi="Calibri" w:cs="Calibri"/>
+                <w:b/>
+                <w:bCs/>
+                <w:color w:val="000000"/>
+                <w:kern w:val="0"/>
+                <w:sz w:val="22"/>
+                <w:szCs w:val="22"/>
+                <w:lang w:eastAsia="en-IN"/>
+                <w14:ligatures w14:val="none"/>
+              </w:rPr>
+            </w:pPr>
+            <w:r>
+              <w:rPr>
+                <w:rFonts w:ascii="Calibri" w:eastAsia="Times New Roman" w:hAnsi="Calibri" w:cs="Calibri"/>
+                <w:b/>
+                <w:bCs/>
+                <w:color w:val="000000"/>
+                <w:kern w:val="0"/>
+                <w:sz w:val="22"/>
+                <w:szCs w:val="22"/>
+                <w:lang w:eastAsia="en-IN"/>
+                <w14:ligatures w14:val="none"/>
+              </w:rPr>
+              <w:t>Scale Invariance</w:t>
+            </w:r>
+          </w:p>
+        </w:tc>
+        <w:tc>
+          <w:tcPr>
+            <w:tcW w:w="1461" w:type="dxa"/>
+            <w:tcBorders>
+              <w:top w:val="nil"/>
+              <w:left w:val="nil"/>
+              <w:bottom w:val="nil"/>
+              <w:right w:val="nil"/>
+            </w:tcBorders>
+            <w:shd w:val="clear" w:color="auto" w:fill="auto"/>
+            <w:vAlign w:val="center"/>
+            <w:hideMark/>
+          </w:tcPr>
+          <w:p>
+            <w:pPr>
+              <w:spacing w:after="0" w:line="240" w:lineRule="auto"/>
+              <w:rPr>
+                <w:rFonts w:ascii="Calibri" w:eastAsia="Times New Roman" w:hAnsi="Calibri" w:cs="Calibri"/>
+                <w:b/>
+                <w:bCs/>
+                <w:color w:val="000000"/>
+                <w:kern w:val="0"/>
+                <w:sz w:val="22"/>
+                <w:szCs w:val="22"/>
+                <w:lang w:eastAsia="en-IN"/>
+                <w14:ligatures w14:val="none"/>
+              </w:rPr>
+            </w:pPr>
+            <w:r>
+              <w:rPr>
+                <w:rFonts w:ascii="Calibri" w:eastAsia="Times New Roman" w:hAnsi="Calibri" w:cs="Calibri"/>
+                <w:b/>
+                <w:bCs/>
+                <w:color w:val="000000"/>
+                <w:kern w:val="0"/>
+                <w:sz w:val="22"/>
+                <w:szCs w:val="22"/>
+                <w:lang w:eastAsia="en-IN"/>
+                <w14:ligatures w14:val="none"/>
+              </w:rPr>
+              <w:t>Rotation Invariance</w:t>
+            </w:r>
+          </w:p>
+        </w:tc>
+        <w:tc>
+          <w:tcPr>
+            <w:tcW w:w="1579" w:type="dxa"/>
+            <w:tcBorders>
+              <w:top w:val="nil"/>
+              <w:left w:val="nil"/>
+              <w:bottom w:val="nil"/>
+              <w:right w:val="nil"/>
+            </w:tcBorders>
+            <w:shd w:val="clear" w:color="auto" w:fill="auto"/>
+            <w:vAlign w:val="center"/>
+            <w:hideMark/>
+          </w:tcPr>
+          <w:p>
+            <w:pPr>
+              <w:spacing w:after="0" w:line="240" w:lineRule="auto"/>
+              <w:rPr>
+                <w:rFonts w:ascii="Calibri" w:eastAsia="Times New Roman" w:hAnsi="Calibri" w:cs="Calibri"/>
+                <w:b/>
+                <w:bCs/>
+                <w:color w:val="000000"/>
+                <w:kern w:val="0"/>
+                <w:sz w:val="22"/>
+                <w:szCs w:val="22"/>
+                <w:lang w:eastAsia="en-IN"/>
+                <w14:ligatures w14:val="none"/>
+              </w:rPr>
+            </w:pPr>
+            <w:r>
+              <w:rPr>
+                <w:rFonts w:ascii="Calibri" w:eastAsia="Times New Roman" w:hAnsi="Calibri" w:cs="Calibri"/>
+                <w:b/>
+                <w:bCs/>
+                <w:color w:val="000000"/>
+                <w:kern w:val="0"/>
+                <w:sz w:val="22"/>
+                <w:szCs w:val="22"/>
+                <w:lang w:eastAsia="en-IN"/>
+                <w14:ligatures w14:val="none"/>
+              </w:rPr>
+              <w:t>Robustness</w:t>
+            </w:r>
+          </w:p>
+        </w:tc>
+        <w:tc>
+          <w:tcPr>
+            <w:tcW w:w="1114" w:type="dxa"/>
+            <w:tcBorders>
+              <w:top w:val="nil"/>
+              <w:left w:val="nil"/>
+              <w:bottom w:val="nil"/>
+              <w:right w:val="nil"/>
+            </w:tcBorders>
+            <w:shd w:val="clear" w:color="auto" w:fill="auto"/>
+            <w:vAlign w:val="center"/>
+            <w:hideMark/>
+          </w:tcPr>
+          <w:p>
+            <w:pPr>
+              <w:spacing w:after="0" w:line="240" w:lineRule="auto"/>
+              <w:rPr>
+                <w:rFonts w:ascii="Calibri" w:eastAsia="Times New Roman" w:hAnsi="Calibri" w:cs="Calibri"/>
+                <w:b/>
+                <w:bCs/>
+                <w:color w:val="000000"/>
+                <w:kern w:val="0"/>
+                <w:sz w:val="22"/>
+                <w:szCs w:val="22"/>
+                <w:lang w:eastAsia="en-IN"/>
+                <w14:ligatures w14:val="none"/>
+              </w:rPr>
+            </w:pPr>
+            <w:r>
+              <w:rPr>
+                <w:rFonts w:ascii="Calibri" w:eastAsia="Times New Roman" w:hAnsi="Calibri" w:cs="Calibri"/>
+                <w:b/>
+                <w:bCs/>
+                <w:color w:val="000000"/>
+                <w:kern w:val="0"/>
+                <w:sz w:val="22"/>
+                <w:szCs w:val="22"/>
+                <w:lang w:eastAsia="en-IN"/>
+                <w14:ligatures w14:val="none"/>
+              </w:rPr>
+              <w:t>Patent-Free</w:t>
+            </w:r>
+          </w:p>
+        </w:tc>
+        <w:tc>
+          <w:tcPr>
+            <w:tcW w:w="1314" w:type="dxa"/>
+            <w:tcBorders>
+              <w:top w:val="nil"/>
+              <w:left w:val="nil"/>
+              <w:bottom w:val="nil"/>
+              <w:right w:val="nil"/>
+            </w:tcBorders>
+            <w:shd w:val="clear" w:color="auto" w:fill="auto"/>
+            <w:vAlign w:val="center"/>
+            <w:hideMark/>
+          </w:tcPr>
+          <w:p>
+            <w:pPr>
+              <w:spacing w:after="0" w:line="240" w:lineRule="auto"/>
+              <w:rPr>
+                <w:rFonts w:ascii="Calibri" w:eastAsia="Times New Roman" w:hAnsi="Calibri" w:cs="Calibri"/>
+                <w:b/>
+                <w:bCs/>
+                <w:color w:val="000000"/>
+                <w:kern w:val="0"/>
+                <w:sz w:val="22"/>
+                <w:szCs w:val="22"/>
+                <w:lang w:eastAsia="en-IN"/>
+                <w14:ligatures w14:val="none"/>
+              </w:rPr>
+            </w:pPr>
+            <w:r>
+              <w:rPr>
+                <w:rFonts w:ascii="Calibri" w:eastAsia="Times New Roman" w:hAnsi="Calibri" w:cs="Calibri"/>
+                <w:b/>
+                <w:bCs/>
+                <w:color w:val="000000"/>
+                <w:kern w:val="0"/>
+                <w:sz w:val="22"/>
+                <w:szCs w:val="22"/>
+                <w:lang w:eastAsia="en-IN"/>
+                <w14:ligatures w14:val="none"/>
+              </w:rPr>
+              <w:t>Use Case</w:t>
+            </w:r>
+          </w:p>
+        </w:tc>
+      </w:tr>
+      <w:tr>
+        <w:trPr>
+          <w:trHeight w:val="904"/>
+        </w:trPr>
+        <w:tc>
+          <w:tcPr>
+            <w:tcW w:w="1538" w:type="dxa"/>
+            <w:tcBorders>
+              <w:top w:val="nil"/>
+              <w:left w:val="nil"/>
+              <w:bottom w:val="nil"/>
+              <w:right w:val="nil"/>
+            </w:tcBorders>
+            <w:shd w:val="clear" w:color="auto" w:fill="auto"/>
+            <w:vAlign w:val="center"/>
+            <w:hideMark/>
+          </w:tcPr>
+          <w:p>
+            <w:pPr>
+              <w:spacing w:after="0" w:line="240" w:lineRule="auto"/>
+              <w:jc w:val="center"/>
+              <w:rPr>
+                <w:rFonts w:ascii="Calibri" w:eastAsia="Times New Roman" w:hAnsi="Calibri" w:cs="Calibri"/>
+                <w:b/>
+                <w:bCs/>
+                <w:color w:val="000000"/>
+                <w:kern w:val="0"/>
+                <w:sz w:val="22"/>
+                <w:szCs w:val="22"/>
+                <w:lang w:eastAsia="en-IN"/>
+                <w14:ligatures w14:val="none"/>
+              </w:rPr>
+            </w:pPr>
+            <w:r>
+              <w:rPr>
+                <w:rFonts w:ascii="Calibri" w:eastAsia="Times New Roman" w:hAnsi="Calibri" w:cs="Calibri"/>
+                <w:b/>
+                <w:bCs/>
+                <w:color w:val="000000"/>
+                <w:kern w:val="0"/>
+                <w:sz w:val="22"/>
+                <w:szCs w:val="22"/>
+                <w:lang w:eastAsia="en-IN"/>
+                <w14:ligatures w14:val="none"/>
+              </w:rPr>
+              <w:t>ORB</w:t>
+            </w:r>
+          </w:p>
+        </w:tc>
+        <w:tc>
+          <w:tcPr>
+            <w:tcW w:w="980" w:type="dxa"/>
+            <w:tcBorders>
+              <w:top w:val="nil"/>
+              <w:left w:val="nil"/>
+              <w:bottom w:val="nil"/>
+              <w:right w:val="nil"/>
+            </w:tcBorders>
+            <w:shd w:val="clear" w:color="auto" w:fill="auto"/>
+            <w:vAlign w:val="center"/>
+            <w:hideMark/>
+          </w:tcPr>
+          <w:p>
+            <w:pPr>
+              <w:spacing w:after="0" w:line="240" w:lineRule="auto"/>
+              <w:rPr>
+                <w:rFonts w:ascii="Calibri" w:eastAsia="Times New Roman" w:hAnsi="Calibri" w:cs="Calibri"/>
+                <w:color w:val="000000"/>
+                <w:kern w:val="0"/>
+                <w:sz w:val="22"/>
+                <w:szCs w:val="22"/>
+                <w:lang w:eastAsia="en-IN"/>
+                <w14:ligatures w14:val="none"/>
+              </w:rPr>
+            </w:pPr>
+            <w:r>
+              <w:rPr>
+                <w:rFonts w:ascii="Calibri" w:eastAsia="Times New Roman" w:hAnsi="Calibri" w:cs="Calibri"/>
+                <w:color w:val="000000"/>
+                <w:kern w:val="0"/>
+                <w:sz w:val="22"/>
+                <w:szCs w:val="22"/>
+                <w:lang w:eastAsia="en-IN"/>
+                <w14:ligatures w14:val="none"/>
+              </w:rPr>
+              <w:t>Binary</w:t>
+            </w:r>
+          </w:p>
+        </w:tc>
+        <w:tc>
+          <w:tcPr>
+            <w:tcW w:w="1299" w:type="dxa"/>
+            <w:tcBorders>
+              <w:top w:val="nil"/>
+              <w:left w:val="nil"/>
+              <w:bottom w:val="nil"/>
+              <w:right w:val="nil"/>
+            </w:tcBorders>
+            <w:shd w:val="clear" w:color="auto" w:fill="auto"/>
+            <w:vAlign w:val="center"/>
+            <w:hideMark/>
+          </w:tcPr>
+          <w:p>
+            <w:pPr>
+              <w:spacing w:after="0" w:line="240" w:lineRule="auto"/>
+              <w:rPr>
+                <w:rFonts w:ascii="Calibri" w:eastAsia="Times New Roman" w:hAnsi="Calibri" w:cs="Calibri"/>
+                <w:color w:val="000000"/>
+                <w:kern w:val="0"/>
+                <w:sz w:val="22"/>
+                <w:szCs w:val="22"/>
+                <w:lang w:eastAsia="en-IN"/>
+                <w14:ligatures w14:val="none"/>
+              </w:rPr>
+            </w:pPr>
+            <w:r>
+              <w:rPr>
+                <w:rFonts w:ascii="Segoe UI Emoji" w:eastAsia="Times New Roman" w:hAnsi="Segoe UI Emoji" w:cs="Segoe UI Emoji"/>
+                <w:color w:val="000000"/>
+                <w:kern w:val="0"/>
+                <w:sz w:val="22"/>
+                <w:szCs w:val="22"/>
+                <w:lang w:eastAsia="en-IN"/>
+                <w14:ligatures w14:val="none"/>
+              </w:rPr>
+              <w:t>⚡</w:t>
+            </w:r>
+            <w:r>
+              <w:rPr>
+                <w:rFonts w:ascii="Calibri" w:eastAsia="Times New Roman" w:hAnsi="Calibri" w:cs="Calibri"/>
+                <w:color w:val="000000"/>
+                <w:kern w:val="0"/>
+                <w:sz w:val="22"/>
+                <w:szCs w:val="22"/>
+                <w:lang w:eastAsia="en-IN"/>
+                <w14:ligatures w14:val="none"/>
+              </w:rPr>
+              <w:t xml:space="preserve"> Fast</w:t>
+            </w:r>
+          </w:p>
+        </w:tc>
+        <w:tc>
+          <w:tcPr>
+            <w:tcW w:w="1461" w:type="dxa"/>
+            <w:tcBorders>
+              <w:top w:val="nil"/>
+              <w:left w:val="nil"/>
+              <w:bottom w:val="nil"/>
+              <w:right w:val="nil"/>
+            </w:tcBorders>
+            <w:shd w:val="clear" w:color="auto" w:fill="auto"/>
+            <w:vAlign w:val="center"/>
+            <w:hideMark/>
+          </w:tcPr>
+          <w:p>
+            <w:pPr>
+              <w:spacing w:after="0" w:line="240" w:lineRule="auto"/>
+              <w:rPr>
+                <w:rFonts w:ascii="Calibri" w:eastAsia="Times New Roman" w:hAnsi="Calibri" w:cs="Calibri"/>
+                <w:color w:val="000000"/>
+                <w:kern w:val="0"/>
+                <w:sz w:val="22"/>
+                <w:szCs w:val="22"/>
+                <w:lang w:eastAsia="en-IN"/>
+                <w14:ligatures w14:val="none"/>
+              </w:rPr>
+            </w:pPr>
+            <w:r>
+              <w:rPr>
+                <w:rFonts w:ascii="Calibri" w:eastAsia="Times New Roman" w:hAnsi="Calibri" w:cs="Calibri"/>
+                <w:color w:val="000000"/>
+                <w:kern w:val="0"/>
+                <w:sz w:val="22"/>
+                <w:szCs w:val="22"/>
+                <w:lang w:eastAsia="en-IN"/>
+                <w14:ligatures w14:val="none"/>
+              </w:rPr>
+              <w:t>Approx.</w:t>
+            </w:r>
+          </w:p>
+        </w:tc>
+        <w:tc>
+          <w:tcPr>
+            <w:tcW w:w="1461" w:type="dxa"/>
+            <w:tcBorders>
+              <w:top w:val="nil"/>
+              <w:left w:val="nil"/>
+              <w:bottom w:val="nil"/>
+              <w:right w:val="nil"/>
+            </w:tcBorders>
+            <w:shd w:val="clear" w:color="auto" w:fill="auto"/>
+            <w:vAlign w:val="center"/>
+            <w:hideMark/>
+          </w:tcPr>
+          <w:p>
+            <w:pPr>
+              <w:spacing w:after="0" w:line="240" w:lineRule="auto"/>
+              <w:rPr>
+                <w:rFonts w:ascii="Calibri" w:eastAsia="Times New Roman" w:hAnsi="Calibri" w:cs="Calibri"/>
+                <w:color w:val="000000"/>
+                <w:kern w:val="0"/>
+                <w:sz w:val="22"/>
+                <w:szCs w:val="22"/>
+                <w:lang w:eastAsia="en-IN"/>
+                <w14:ligatures w14:val="none"/>
+              </w:rPr>
+            </w:pPr>
+            <w:r>
+              <w:rPr>
+                <w:rFonts w:ascii="Segoe UI Emoji" w:eastAsia="Times New Roman" w:hAnsi="Segoe UI Emoji" w:cs="Segoe UI Emoji"/>
+                <w:color w:val="000000"/>
+                <w:kern w:val="0"/>
+                <w:sz w:val="22"/>
+                <w:szCs w:val="22"/>
+                <w:lang w:eastAsia="en-IN"/>
+                <w14:ligatures w14:val="none"/>
+              </w:rPr>
+              <w:t>✅</w:t>
+            </w:r>
+          </w:p>
+        </w:tc>
+        <w:tc>
+          <w:tcPr>
+            <w:tcW w:w="1579" w:type="dxa"/>
+            <w:tcBorders>
+              <w:top w:val="nil"/>
+              <w:left w:val="nil"/>
+              <w:bottom w:val="nil"/>
+              <w:right w:val="nil"/>
+            </w:tcBorders>
+            <w:shd w:val="clear" w:color="auto" w:fill="auto"/>
+            <w:vAlign w:val="center"/>
+            <w:hideMark/>
+          </w:tcPr>
+          <w:p>
+            <w:pPr>
+              <w:spacing w:after="0" w:line="240" w:lineRule="auto"/>
+              <w:rPr>
+                <w:rFonts w:ascii="Calibri" w:eastAsia="Times New Roman" w:hAnsi="Calibri" w:cs="Calibri"/>
+                <w:color w:val="000000"/>
+                <w:kern w:val="0"/>
+                <w:sz w:val="22"/>
+                <w:szCs w:val="22"/>
+                <w:lang w:eastAsia="en-IN"/>
+                <w14:ligatures w14:val="none"/>
+              </w:rPr>
+            </w:pPr>
+            <w:r>
+              <w:rPr>
+                <w:rFonts w:ascii="Calibri" w:eastAsia="Times New Roman" w:hAnsi="Calibri" w:cs="Calibri"/>
+                <w:color w:val="000000"/>
+                <w:kern w:val="0"/>
+                <w:sz w:val="22"/>
+                <w:szCs w:val="22"/>
+                <w:lang w:eastAsia="en-IN"/>
+                <w14:ligatures w14:val="none"/>
+              </w:rPr>
+              <w:t>Medium</w:t>
+            </w:r>
+          </w:p>
+        </w:tc>
+        <w:tc>
+          <w:tcPr>
+            <w:tcW w:w="1114" w:type="dxa"/>
+            <w:tcBorders>
+              <w:top w:val="nil"/>
+              <w:left w:val="nil"/>
+              <w:bottom w:val="nil"/>
+              <w:right w:val="nil"/>
+            </w:tcBorders>
+            <w:shd w:val="clear" w:color="auto" w:fill="auto"/>
+            <w:vAlign w:val="center"/>
+            <w:hideMark/>
+          </w:tcPr>
+          <w:p>
+            <w:pPr>
+              <w:spacing w:after="0" w:line="240" w:lineRule="auto"/>
+              <w:rPr>
+                <w:rFonts w:ascii="Calibri" w:eastAsia="Times New Roman" w:hAnsi="Calibri" w:cs="Calibri"/>
+                <w:color w:val="000000"/>
+                <w:kern w:val="0"/>
+                <w:sz w:val="22"/>
+                <w:szCs w:val="22"/>
+                <w:lang w:eastAsia="en-IN"/>
+                <w14:ligatures w14:val="none"/>
+              </w:rPr>
+            </w:pPr>
+            <w:r>
+              <w:rPr>
+                <w:rFonts w:ascii="Segoe UI Emoji" w:eastAsia="Times New Roman" w:hAnsi="Segoe UI Emoji" w:cs="Segoe UI Emoji"/>
+                <w:color w:val="000000"/>
+                <w:kern w:val="0"/>
+                <w:sz w:val="22"/>
+                <w:szCs w:val="22"/>
+                <w:lang w:eastAsia="en-IN"/>
+                <w14:ligatures w14:val="none"/>
+              </w:rPr>
+              <w:t>✅</w:t>
+            </w:r>
+          </w:p>
+        </w:tc>
+        <w:tc>
+          <w:tcPr>
+            <w:tcW w:w="1314" w:type="dxa"/>
+            <w:tcBorders>
+              <w:top w:val="nil"/>
+              <w:left w:val="nil"/>
+              <w:bottom w:val="nil"/>
+              <w:right w:val="nil"/>
+            </w:tcBorders>
+            <w:shd w:val="clear" w:color="auto" w:fill="auto"/>
+            <w:vAlign w:val="center"/>
+            <w:hideMark/>
+          </w:tcPr>
+          <w:p>
+            <w:pPr>
+              <w:spacing w:after="0" w:line="240" w:lineRule="auto"/>
+              <w:rPr>
+                <w:rFonts w:ascii="Calibri" w:eastAsia="Times New Roman" w:hAnsi="Calibri" w:cs="Calibri"/>
+                <w:color w:val="000000"/>
+                <w:kern w:val="0"/>
+                <w:sz w:val="22"/>
+                <w:szCs w:val="22"/>
+                <w:lang w:eastAsia="en-IN"/>
+                <w14:ligatures w14:val="none"/>
+              </w:rPr>
+            </w:pPr>
+            <w:r>
+              <w:rPr>
+                <w:rFonts w:ascii="Calibri" w:eastAsia="Times New Roman" w:hAnsi="Calibri" w:cs="Calibri"/>
+                <w:color w:val="000000"/>
+                <w:kern w:val="0"/>
+                <w:sz w:val="22"/>
+                <w:szCs w:val="22"/>
+                <w:lang w:eastAsia="en-IN"/>
+                <w14:ligatures w14:val="none"/>
+              </w:rPr>
+              <w:t>Real-time, mobile</w:t>
+            </w:r>
+          </w:p>
+        </w:tc>
+      </w:tr>
+      <w:tr>
+        <w:trPr>
+          <w:trHeight w:val="904"/>
+        </w:trPr>
+        <w:tc>
+          <w:tcPr>
+            <w:tcW w:w="1538" w:type="dxa"/>
+            <w:tcBorders>
+              <w:top w:val="nil"/>
+              <w:left w:val="nil"/>
+              <w:bottom w:val="nil"/>
+              <w:right w:val="nil"/>
+            </w:tcBorders>
+            <w:shd w:val="clear" w:color="auto" w:fill="auto"/>
+            <w:vAlign w:val="center"/>
+            <w:hideMark/>
+          </w:tcPr>
+          <w:p>
+            <w:pPr>
+              <w:spacing w:after="0" w:line="240" w:lineRule="auto"/>
+              <w:jc w:val="center"/>
+              <w:rPr>
+                <w:rFonts w:ascii="Calibri" w:eastAsia="Times New Roman" w:hAnsi="Calibri" w:cs="Calibri"/>
+                <w:b/>
+                <w:bCs/>
+                <w:color w:val="000000"/>
+                <w:kern w:val="0"/>
+                <w:sz w:val="22"/>
+                <w:szCs w:val="22"/>
+                <w:lang w:eastAsia="en-IN"/>
+                <w14:ligatures w14:val="none"/>
+              </w:rPr>
+            </w:pPr>
+            <w:r>
+              <w:rPr>
+                <w:rFonts w:ascii="Calibri" w:eastAsia="Times New Roman" w:hAnsi="Calibri" w:cs="Calibri"/>
+                <w:b/>
+                <w:bCs/>
+                <w:color w:val="000000"/>
+                <w:kern w:val="0"/>
+                <w:sz w:val="22"/>
+                <w:szCs w:val="22"/>
+                <w:lang w:eastAsia="en-IN"/>
+                <w14:ligatures w14:val="none"/>
+              </w:rPr>
+              <w:t>SIFT</w:t>
+            </w:r>
+          </w:p>
+        </w:tc>
+        <w:tc>
+          <w:tcPr>
+            <w:tcW w:w="980" w:type="dxa"/>
+            <w:tcBorders>
+              <w:top w:val="nil"/>
+              <w:left w:val="nil"/>
+              <w:bottom w:val="nil"/>
+              <w:right w:val="nil"/>
+            </w:tcBorders>
+            <w:shd w:val="clear" w:color="auto" w:fill="auto"/>
+            <w:vAlign w:val="center"/>
+            <w:hideMark/>
+          </w:tcPr>
+          <w:p>
+            <w:pPr>
+              <w:spacing w:after="0" w:line="240" w:lineRule="auto"/>
+              <w:rPr>
+                <w:rFonts w:ascii="Calibri" w:eastAsia="Times New Roman" w:hAnsi="Calibri" w:cs="Calibri"/>
+                <w:color w:val="000000"/>
+                <w:kern w:val="0"/>
+                <w:sz w:val="22"/>
+                <w:szCs w:val="22"/>
+                <w:lang w:eastAsia="en-IN"/>
+                <w14:ligatures w14:val="none"/>
+              </w:rPr>
+            </w:pPr>
+            <w:r>
+              <w:rPr>
+                <w:rFonts w:ascii="Calibri" w:eastAsia="Times New Roman" w:hAnsi="Calibri" w:cs="Calibri"/>
+                <w:color w:val="000000"/>
+                <w:kern w:val="0"/>
+                <w:sz w:val="22"/>
+                <w:szCs w:val="22"/>
+                <w:lang w:eastAsia="en-IN"/>
+                <w14:ligatures w14:val="none"/>
+              </w:rPr>
+              <w:t>Float</w:t>
+            </w:r>
+          </w:p>
+        </w:tc>
+        <w:tc>
+          <w:tcPr>
+            <w:tcW w:w="1299" w:type="dxa"/>
+            <w:tcBorders>
+              <w:top w:val="nil"/>
+              <w:left w:val="nil"/>
+              <w:bottom w:val="nil"/>
+              <w:right w:val="nil"/>
+            </w:tcBorders>
+            <w:shd w:val="clear" w:color="auto" w:fill="auto"/>
+            <w:vAlign w:val="center"/>
+            <w:hideMark/>
+          </w:tcPr>
+          <w:p>
+            <w:pPr>
+              <w:spacing w:after="0" w:line="240" w:lineRule="auto"/>
+              <w:rPr>
+                <w:rFonts w:ascii="Calibri" w:eastAsia="Times New Roman" w:hAnsi="Calibri" w:cs="Calibri"/>
+                <w:color w:val="000000"/>
+                <w:kern w:val="0"/>
+                <w:sz w:val="22"/>
+                <w:szCs w:val="22"/>
+                <w:lang w:eastAsia="en-IN"/>
+                <w14:ligatures w14:val="none"/>
+              </w:rPr>
+            </w:pPr>
+            <w:r>
+              <w:rPr>
+                <w:rFonts w:ascii="Segoe UI Emoji" w:eastAsia="Times New Roman" w:hAnsi="Segoe UI Emoji" w:cs="Segoe UI Emoji"/>
+                <w:color w:val="000000"/>
+                <w:kern w:val="0"/>
+                <w:sz w:val="22"/>
+                <w:szCs w:val="22"/>
+                <w:lang w:eastAsia="en-IN"/>
+                <w14:ligatures w14:val="none"/>
+              </w:rPr>
+              <w:t>🐢</w:t>
+            </w:r>
+            <w:r>
+              <w:rPr>
+                <w:rFonts w:ascii="Calibri" w:eastAsia="Times New Roman" w:hAnsi="Calibri" w:cs="Calibri"/>
+                <w:color w:val="000000"/>
+                <w:kern w:val="0"/>
+                <w:sz w:val="22"/>
+                <w:szCs w:val="22"/>
+                <w:lang w:eastAsia="en-IN"/>
+                <w14:ligatures w14:val="none"/>
+              </w:rPr>
+              <w:t xml:space="preserve"> Slow</w:t>
+            </w:r>
+          </w:p>
+        </w:tc>
+        <w:tc>
+          <w:tcPr>
+            <w:tcW w:w="1461" w:type="dxa"/>
+            <w:tcBorders>
+              <w:top w:val="nil"/>
+              <w:left w:val="nil"/>
+              <w:bottom w:val="nil"/>
+              <w:right w:val="nil"/>
+            </w:tcBorders>
+            <w:shd w:val="clear" w:color="auto" w:fill="auto"/>
+            <w:vAlign w:val="center"/>
+            <w:hideMark/>
+          </w:tcPr>
+          <w:p>
+            <w:pPr>
+              <w:spacing w:after="0" w:line="240" w:lineRule="auto"/>
+              <w:rPr>
+                <w:rFonts w:ascii="Calibri" w:eastAsia="Times New Roman" w:hAnsi="Calibri" w:cs="Calibri"/>
+                <w:color w:val="000000"/>
+                <w:kern w:val="0"/>
+                <w:sz w:val="22"/>
+                <w:szCs w:val="22"/>
+                <w:lang w:eastAsia="en-IN"/>
+                <w14:ligatures w14:val="none"/>
+              </w:rPr>
+            </w:pPr>
+            <w:r>
+              <w:rPr>
+                <w:rFonts w:ascii="Segoe UI Emoji" w:eastAsia="Times New Roman" w:hAnsi="Segoe UI Emoji" w:cs="Segoe UI Emoji"/>
+                <w:color w:val="000000"/>
+                <w:kern w:val="0"/>
+                <w:sz w:val="22"/>
+                <w:szCs w:val="22"/>
+                <w:lang w:eastAsia="en-IN"/>
+                <w14:ligatures w14:val="none"/>
+              </w:rPr>
+              <w:t>✅</w:t>
+            </w:r>
+          </w:p>
+        </w:tc>
+        <w:tc>
+          <w:tcPr>
+            <w:tcW w:w="1461" w:type="dxa"/>
+            <w:tcBorders>
+              <w:top w:val="nil"/>
+              <w:left w:val="nil"/>
+              <w:bottom w:val="nil"/>
+              <w:right w:val="nil"/>
+            </w:tcBorders>
+            <w:shd w:val="clear" w:color="auto" w:fill="auto"/>
+            <w:vAlign w:val="center"/>
+            <w:hideMark/>
+          </w:tcPr>
+          <w:p>
+            <w:pPr>
+              <w:spacing w:after="0" w:line="240" w:lineRule="auto"/>
+              <w:rPr>
+                <w:rFonts w:ascii="Calibri" w:eastAsia="Times New Roman" w:hAnsi="Calibri" w:cs="Calibri"/>
+                <w:color w:val="000000"/>
+                <w:kern w:val="0"/>
+                <w:sz w:val="22"/>
+                <w:szCs w:val="22"/>
+                <w:lang w:eastAsia="en-IN"/>
+                <w14:ligatures w14:val="none"/>
+              </w:rPr>
+            </w:pPr>
+            <w:r>
+              <w:rPr>
+                <w:rFonts w:ascii="Segoe UI Emoji" w:eastAsia="Times New Roman" w:hAnsi="Segoe UI Emoji" w:cs="Segoe UI Emoji"/>
+                <w:color w:val="000000"/>
+                <w:kern w:val="0"/>
+                <w:sz w:val="22"/>
+                <w:szCs w:val="22"/>
+                <w:lang w:eastAsia="en-IN"/>
+                <w14:ligatures w14:val="none"/>
+              </w:rPr>
+              <w:t>✅</w:t>
+            </w:r>
+          </w:p>
+        </w:tc>
+        <w:tc>
+          <w:tcPr>
+            <w:tcW w:w="1579" w:type="dxa"/>
+            <w:tcBorders>
+              <w:top w:val="nil"/>
+              <w:left w:val="nil"/>
+              <w:bottom w:val="nil"/>
+              <w:right w:val="nil"/>
+            </w:tcBorders>
+            <w:shd w:val="clear" w:color="auto" w:fill="auto"/>
+            <w:vAlign w:val="center"/>
+            <w:hideMark/>
+          </w:tcPr>
+          <w:p>
+            <w:pPr>
+              <w:spacing w:after="0" w:line="240" w:lineRule="auto"/>
+              <w:rPr>
+                <w:rFonts w:ascii="Calibri" w:eastAsia="Times New Roman" w:hAnsi="Calibri" w:cs="Calibri"/>
+                <w:color w:val="000000"/>
+                <w:kern w:val="0"/>
+                <w:sz w:val="22"/>
+                <w:szCs w:val="22"/>
+                <w:lang w:eastAsia="en-IN"/>
+                <w14:ligatures w14:val="none"/>
+              </w:rPr>
+            </w:pPr>
+            <w:r>
+              <w:rPr>
+                <w:rFonts w:ascii="Calibri" w:eastAsia="Times New Roman" w:hAnsi="Calibri" w:cs="Calibri"/>
+                <w:color w:val="000000"/>
+                <w:kern w:val="0"/>
+                <w:sz w:val="22"/>
+                <w:szCs w:val="22"/>
+                <w:lang w:eastAsia="en-IN"/>
+                <w14:ligatures w14:val="none"/>
+              </w:rPr>
+              <w:t>High</w:t>
+            </w:r>
+          </w:p>
+        </w:tc>
+        <w:tc>
+          <w:tcPr>
+            <w:tcW w:w="1114" w:type="dxa"/>
+            <w:tcBorders>
+              <w:top w:val="nil"/>
+              <w:left w:val="nil"/>
+              <w:bottom w:val="nil"/>
+              <w:right w:val="nil"/>
+            </w:tcBorders>
+            <w:shd w:val="clear" w:color="auto" w:fill="auto"/>
+            <w:vAlign w:val="center"/>
+            <w:hideMark/>
+          </w:tcPr>
+          <w:p>
+            <w:pPr>
+              <w:spacing w:after="0" w:line="240" w:lineRule="auto"/>
+              <w:rPr>
+                <w:rFonts w:ascii="Calibri" w:eastAsia="Times New Roman" w:hAnsi="Calibri" w:cs="Calibri"/>
+                <w:color w:val="000000"/>
+                <w:kern w:val="0"/>
+                <w:sz w:val="22"/>
+                <w:szCs w:val="22"/>
+                <w:lang w:eastAsia="en-IN"/>
+                <w14:ligatures w14:val="none"/>
+              </w:rPr>
+            </w:pPr>
+            <w:r>
+              <w:rPr>
+                <w:rFonts w:ascii="Segoe UI Emoji" w:eastAsia="Times New Roman" w:hAnsi="Segoe UI Emoji" w:cs="Segoe UI Emoji"/>
+                <w:color w:val="000000"/>
+                <w:kern w:val="0"/>
+                <w:sz w:val="22"/>
+                <w:szCs w:val="22"/>
+                <w:lang w:eastAsia="en-IN"/>
+                <w14:ligatures w14:val="none"/>
+              </w:rPr>
+              <w:t>✅</w:t>
+            </w:r>
+            <w:r>
+              <w:rPr>
+                <w:rFonts w:ascii="Calibri" w:eastAsia="Times New Roman" w:hAnsi="Calibri" w:cs="Calibri"/>
+                <w:color w:val="000000"/>
+                <w:kern w:val="0"/>
+                <w:sz w:val="22"/>
+                <w:szCs w:val="22"/>
+                <w:lang w:eastAsia="en-IN"/>
+                <w14:ligatures w14:val="none"/>
+              </w:rPr>
+              <w:t xml:space="preserve"> (after 2020)</w:t>
+            </w:r>
+          </w:p>
+        </w:tc>
+        <w:tc>
+          <w:tcPr>
+            <w:tcW w:w="1314" w:type="dxa"/>
+            <w:tcBorders>
+              <w:top w:val="nil"/>
+              <w:left w:val="nil"/>
+              <w:bottom w:val="nil"/>
+              <w:right w:val="nil"/>
+            </w:tcBorders>
+            <w:shd w:val="clear" w:color="auto" w:fill="auto"/>
+            <w:vAlign w:val="center"/>
+            <w:hideMark/>
+          </w:tcPr>
+          <w:p>
+            <w:pPr>
+              <w:spacing w:after="0" w:line="240" w:lineRule="auto"/>
+              <w:rPr>
+                <w:rFonts w:ascii="Calibri" w:eastAsia="Times New Roman" w:hAnsi="Calibri" w:cs="Calibri"/>
+                <w:color w:val="000000"/>
+                <w:kern w:val="0"/>
+                <w:sz w:val="22"/>
+                <w:szCs w:val="22"/>
+                <w:lang w:eastAsia="en-IN"/>
+                <w14:ligatures w14:val="none"/>
+              </w:rPr>
+            </w:pPr>
+            <w:proofErr w:type="spellStart"/>
+            <w:r>
+              <w:rPr>
+                <w:rFonts w:ascii="Calibri" w:eastAsia="Times New Roman" w:hAnsi="Calibri" w:cs="Calibri"/>
+                <w:color w:val="000000"/>
+                <w:kern w:val="0"/>
+                <w:sz w:val="22"/>
+                <w:szCs w:val="22"/>
+                <w:lang w:eastAsia="en-IN"/>
+                <w14:ligatures w14:val="none"/>
+              </w:rPr>
+              <w:t>SfM</w:t>
+            </w:r>
+            <w:proofErr w:type="spellEnd"/>
+            <w:r>
+              <w:rPr>
+                <w:rFonts w:ascii="Calibri" w:eastAsia="Times New Roman" w:hAnsi="Calibri" w:cs="Calibri"/>
+                <w:color w:val="000000"/>
+                <w:kern w:val="0"/>
+                <w:sz w:val="22"/>
+                <w:szCs w:val="22"/>
+                <w:lang w:eastAsia="en-IN"/>
+                <w14:ligatures w14:val="none"/>
+              </w:rPr>
+              <w:t>, matching</w:t>
+            </w:r>
+          </w:p>
+        </w:tc>
+      </w:tr>
+      <w:tr>
+        <w:trPr>
+          <w:trHeight w:val="904"/>
+        </w:trPr>
+        <w:tc>
+          <w:tcPr>
+            <w:tcW w:w="1538" w:type="dxa"/>
+            <w:tcBorders>
+              <w:top w:val="nil"/>
+              <w:left w:val="nil"/>
+              <w:bottom w:val="nil"/>
+              <w:right w:val="nil"/>
+            </w:tcBorders>
+            <w:shd w:val="clear" w:color="auto" w:fill="auto"/>
+            <w:vAlign w:val="center"/>
+            <w:hideMark/>
+          </w:tcPr>
+          <w:p>
+            <w:pPr>
+              <w:spacing w:after="0" w:line="240" w:lineRule="auto"/>
+              <w:jc w:val="center"/>
+              <w:rPr>
+                <w:rFonts w:ascii="Calibri" w:eastAsia="Times New Roman" w:hAnsi="Calibri" w:cs="Calibri"/>
+                <w:b/>
+                <w:bCs/>
+                <w:color w:val="000000"/>
+                <w:kern w:val="0"/>
+                <w:sz w:val="22"/>
+                <w:szCs w:val="22"/>
+                <w:lang w:eastAsia="en-IN"/>
+                <w14:ligatures w14:val="none"/>
+              </w:rPr>
+            </w:pPr>
+            <w:r>
+              <w:rPr>
+                <w:rFonts w:ascii="Calibri" w:eastAsia="Times New Roman" w:hAnsi="Calibri" w:cs="Calibri"/>
+                <w:b/>
+                <w:bCs/>
+                <w:color w:val="000000"/>
+                <w:kern w:val="0"/>
+                <w:sz w:val="22"/>
+                <w:szCs w:val="22"/>
+                <w:lang w:eastAsia="en-IN"/>
+                <w14:ligatures w14:val="none"/>
+              </w:rPr>
+              <w:t>SURF</w:t>
+            </w:r>
+          </w:p>
+        </w:tc>
+        <w:tc>
+          <w:tcPr>
+            <w:tcW w:w="980" w:type="dxa"/>
+            <w:tcBorders>
+              <w:top w:val="nil"/>
+              <w:left w:val="nil"/>
+              <w:bottom w:val="nil"/>
+              <w:right w:val="nil"/>
+            </w:tcBorders>
+            <w:shd w:val="clear" w:color="auto" w:fill="auto"/>
+            <w:vAlign w:val="center"/>
+            <w:hideMark/>
+          </w:tcPr>
+          <w:p>
+            <w:pPr>
+              <w:spacing w:after="0" w:line="240" w:lineRule="auto"/>
+              <w:rPr>
+                <w:rFonts w:ascii="Calibri" w:eastAsia="Times New Roman" w:hAnsi="Calibri" w:cs="Calibri"/>
+                <w:color w:val="000000"/>
+                <w:kern w:val="0"/>
+                <w:sz w:val="22"/>
+                <w:szCs w:val="22"/>
+                <w:lang w:eastAsia="en-IN"/>
+                <w14:ligatures w14:val="none"/>
+              </w:rPr>
+            </w:pPr>
+            <w:r>
+              <w:rPr>
+                <w:rFonts w:ascii="Calibri" w:eastAsia="Times New Roman" w:hAnsi="Calibri" w:cs="Calibri"/>
+                <w:color w:val="000000"/>
+                <w:kern w:val="0"/>
+                <w:sz w:val="22"/>
+                <w:szCs w:val="22"/>
+                <w:lang w:eastAsia="en-IN"/>
+                <w14:ligatures w14:val="none"/>
+              </w:rPr>
+              <w:t>Float</w:t>
+            </w:r>
+          </w:p>
+        </w:tc>
+        <w:tc>
+          <w:tcPr>
+            <w:tcW w:w="1299" w:type="dxa"/>
+            <w:tcBorders>
+              <w:top w:val="nil"/>
+              <w:left w:val="nil"/>
+              <w:bottom w:val="nil"/>
+              <w:right w:val="nil"/>
+            </w:tcBorders>
+            <w:shd w:val="clear" w:color="auto" w:fill="auto"/>
+            <w:vAlign w:val="center"/>
+            <w:hideMark/>
+          </w:tcPr>
+          <w:p>
+            <w:pPr>
+              <w:spacing w:after="0" w:line="240" w:lineRule="auto"/>
+              <w:rPr>
+                <w:rFonts w:ascii="Calibri" w:eastAsia="Times New Roman" w:hAnsi="Calibri" w:cs="Calibri"/>
+                <w:color w:val="000000"/>
+                <w:kern w:val="0"/>
+                <w:sz w:val="22"/>
+                <w:szCs w:val="22"/>
+                <w:lang w:eastAsia="en-IN"/>
+                <w14:ligatures w14:val="none"/>
+              </w:rPr>
+            </w:pPr>
+            <w:r>
+              <w:rPr>
+                <w:rFonts w:ascii="Segoe UI Emoji" w:eastAsia="Times New Roman" w:hAnsi="Segoe UI Emoji" w:cs="Segoe UI Emoji"/>
+                <w:color w:val="000000"/>
+                <w:kern w:val="0"/>
+                <w:sz w:val="22"/>
+                <w:szCs w:val="22"/>
+                <w:lang w:eastAsia="en-IN"/>
+                <w14:ligatures w14:val="none"/>
+              </w:rPr>
+              <w:t>🐢</w:t>
+            </w:r>
+            <w:r>
+              <w:rPr>
+                <w:rFonts w:ascii="Calibri" w:eastAsia="Times New Roman" w:hAnsi="Calibri" w:cs="Calibri"/>
+                <w:color w:val="000000"/>
+                <w:kern w:val="0"/>
+                <w:sz w:val="22"/>
+                <w:szCs w:val="22"/>
+                <w:lang w:eastAsia="en-IN"/>
+                <w14:ligatures w14:val="none"/>
+              </w:rPr>
+              <w:t xml:space="preserve"> Slow</w:t>
+            </w:r>
+          </w:p>
+        </w:tc>
+        <w:tc>
+          <w:tcPr>
+            <w:tcW w:w="1461" w:type="dxa"/>
+            <w:tcBorders>
+              <w:top w:val="nil"/>
+              <w:left w:val="nil"/>
+              <w:bottom w:val="nil"/>
+              <w:right w:val="nil"/>
+            </w:tcBorders>
+            <w:shd w:val="clear" w:color="auto" w:fill="auto"/>
+            <w:vAlign w:val="center"/>
+            <w:hideMark/>
+          </w:tcPr>
+          <w:p>
+            <w:pPr>
+              <w:spacing w:after="0" w:line="240" w:lineRule="auto"/>
+              <w:rPr>
+                <w:rFonts w:ascii="Calibri" w:eastAsia="Times New Roman" w:hAnsi="Calibri" w:cs="Calibri"/>
+                <w:color w:val="000000"/>
+                <w:kern w:val="0"/>
+                <w:sz w:val="22"/>
+                <w:szCs w:val="22"/>
+                <w:lang w:eastAsia="en-IN"/>
+                <w14:ligatures w14:val="none"/>
+              </w:rPr>
+            </w:pPr>
+            <w:r>
+              <w:rPr>
+                <w:rFonts w:ascii="Segoe UI Emoji" w:eastAsia="Times New Roman" w:hAnsi="Segoe UI Emoji" w:cs="Segoe UI Emoji"/>
+                <w:color w:val="000000"/>
+                <w:kern w:val="0"/>
+                <w:sz w:val="22"/>
+                <w:szCs w:val="22"/>
+                <w:lang w:eastAsia="en-IN"/>
+                <w14:ligatures w14:val="none"/>
+              </w:rPr>
+              <w:t>✅</w:t>
+            </w:r>
+          </w:p>
+        </w:tc>
+        <w:tc>
+          <w:tcPr>
+            <w:tcW w:w="1461" w:type="dxa"/>
+            <w:tcBorders>
+              <w:top w:val="nil"/>
+              <w:left w:val="nil"/>
+              <w:bottom w:val="nil"/>
+              <w:right w:val="nil"/>
+            </w:tcBorders>
+            <w:shd w:val="clear" w:color="auto" w:fill="auto"/>
+            <w:vAlign w:val="center"/>
+            <w:hideMark/>
+          </w:tcPr>
+          <w:p>
+            <w:pPr>
+              <w:spacing w:after="0" w:line="240" w:lineRule="auto"/>
+              <w:rPr>
+                <w:rFonts w:ascii="Calibri" w:eastAsia="Times New Roman" w:hAnsi="Calibri" w:cs="Calibri"/>
+                <w:color w:val="000000"/>
+                <w:kern w:val="0"/>
+                <w:sz w:val="22"/>
+                <w:szCs w:val="22"/>
+                <w:lang w:eastAsia="en-IN"/>
+                <w14:ligatures w14:val="none"/>
+              </w:rPr>
+            </w:pPr>
+            <w:r>
+              <w:rPr>
+                <w:rFonts w:ascii="Segoe UI Emoji" w:eastAsia="Times New Roman" w:hAnsi="Segoe UI Emoji" w:cs="Segoe UI Emoji"/>
+                <w:color w:val="000000"/>
+                <w:kern w:val="0"/>
+                <w:sz w:val="22"/>
+                <w:szCs w:val="22"/>
+                <w:lang w:eastAsia="en-IN"/>
+                <w14:ligatures w14:val="none"/>
+              </w:rPr>
+              <w:t>✅</w:t>
+            </w:r>
+          </w:p>
+        </w:tc>
+        <w:tc>
+          <w:tcPr>
+            <w:tcW w:w="1579" w:type="dxa"/>
+            <w:tcBorders>
+              <w:top w:val="nil"/>
+              <w:left w:val="nil"/>
+              <w:bottom w:val="nil"/>
+              <w:right w:val="nil"/>
+            </w:tcBorders>
+            <w:shd w:val="clear" w:color="auto" w:fill="auto"/>
+            <w:vAlign w:val="center"/>
+            <w:hideMark/>
+          </w:tcPr>
+          <w:p>
+            <w:pPr>
+              <w:spacing w:after="0" w:line="240" w:lineRule="auto"/>
+              <w:rPr>
+                <w:rFonts w:ascii="Calibri" w:eastAsia="Times New Roman" w:hAnsi="Calibri" w:cs="Calibri"/>
+                <w:color w:val="000000"/>
+                <w:kern w:val="0"/>
+                <w:sz w:val="22"/>
+                <w:szCs w:val="22"/>
+                <w:lang w:eastAsia="en-IN"/>
+                <w14:ligatures w14:val="none"/>
+              </w:rPr>
+            </w:pPr>
+            <w:r>
+              <w:rPr>
+                <w:rFonts w:ascii="Calibri" w:eastAsia="Times New Roman" w:hAnsi="Calibri" w:cs="Calibri"/>
+                <w:color w:val="000000"/>
+                <w:kern w:val="0"/>
+                <w:sz w:val="22"/>
+                <w:szCs w:val="22"/>
+                <w:lang w:eastAsia="en-IN"/>
+                <w14:ligatures w14:val="none"/>
+              </w:rPr>
+              <w:t>High</w:t>
+            </w:r>
+          </w:p>
+        </w:tc>
+        <w:tc>
+          <w:tcPr>
+            <w:tcW w:w="1114" w:type="dxa"/>
+            <w:tcBorders>
+              <w:top w:val="nil"/>
+              <w:left w:val="nil"/>
+              <w:bottom w:val="nil"/>
+              <w:right w:val="nil"/>
+            </w:tcBorders>
+            <w:shd w:val="clear" w:color="auto" w:fill="auto"/>
+            <w:vAlign w:val="center"/>
+            <w:hideMark/>
+          </w:tcPr>
+          <w:p>
+            <w:pPr>
+              <w:spacing w:after="0" w:line="240" w:lineRule="auto"/>
+              <w:rPr>
+                <w:rFonts w:ascii="Calibri" w:eastAsia="Times New Roman" w:hAnsi="Calibri" w:cs="Calibri"/>
+                <w:color w:val="000000"/>
+                <w:kern w:val="0"/>
+                <w:sz w:val="22"/>
+                <w:szCs w:val="22"/>
+                <w:lang w:eastAsia="en-IN"/>
+                <w14:ligatures w14:val="none"/>
+              </w:rPr>
+            </w:pPr>
+            <w:r>
+              <w:rPr>
+                <w:rFonts w:ascii="Segoe UI Emoji" w:eastAsia="Times New Roman" w:hAnsi="Segoe UI Emoji" w:cs="Segoe UI Emoji"/>
+                <w:color w:val="000000"/>
+                <w:kern w:val="0"/>
+                <w:sz w:val="22"/>
+                <w:szCs w:val="22"/>
+                <w:lang w:eastAsia="en-IN"/>
+                <w14:ligatures w14:val="none"/>
+              </w:rPr>
+              <w:t>✅</w:t>
+            </w:r>
+            <w:r>
+              <w:rPr>
+                <w:rFonts w:ascii="Calibri" w:eastAsia="Times New Roman" w:hAnsi="Calibri" w:cs="Calibri"/>
+                <w:color w:val="000000"/>
+                <w:kern w:val="0"/>
+                <w:sz w:val="22"/>
+                <w:szCs w:val="22"/>
+                <w:lang w:eastAsia="en-IN"/>
+                <w14:ligatures w14:val="none"/>
+              </w:rPr>
+              <w:t xml:space="preserve"> (after 2022)</w:t>
+            </w:r>
+          </w:p>
+        </w:tc>
+        <w:tc>
+          <w:tcPr>
+            <w:tcW w:w="1314" w:type="dxa"/>
+            <w:tcBorders>
+              <w:top w:val="nil"/>
+              <w:left w:val="nil"/>
+              <w:bottom w:val="nil"/>
+              <w:right w:val="nil"/>
+            </w:tcBorders>
+            <w:shd w:val="clear" w:color="auto" w:fill="auto"/>
+            <w:vAlign w:val="center"/>
+            <w:hideMark/>
+          </w:tcPr>
+          <w:p>
+            <w:pPr>
+              <w:spacing w:after="0" w:line="240" w:lineRule="auto"/>
+              <w:rPr>
+                <w:rFonts w:ascii="Calibri" w:eastAsia="Times New Roman" w:hAnsi="Calibri" w:cs="Calibri"/>
+                <w:color w:val="000000"/>
+                <w:kern w:val="0"/>
+                <w:sz w:val="22"/>
+                <w:szCs w:val="22"/>
+                <w:lang w:eastAsia="en-IN"/>
+                <w14:ligatures w14:val="none"/>
+              </w:rPr>
+            </w:pPr>
+            <w:proofErr w:type="spellStart"/>
+            <w:r>
+              <w:rPr>
+                <w:rFonts w:ascii="Calibri" w:eastAsia="Times New Roman" w:hAnsi="Calibri" w:cs="Calibri"/>
+                <w:color w:val="000000"/>
+                <w:kern w:val="0"/>
+                <w:sz w:val="22"/>
+                <w:szCs w:val="22"/>
+                <w:lang w:eastAsia="en-IN"/>
+                <w14:ligatures w14:val="none"/>
+              </w:rPr>
+              <w:t>SfM</w:t>
+            </w:r>
+            <w:proofErr w:type="spellEnd"/>
+            <w:r>
+              <w:rPr>
+                <w:rFonts w:ascii="Calibri" w:eastAsia="Times New Roman" w:hAnsi="Calibri" w:cs="Calibri"/>
+                <w:color w:val="000000"/>
+                <w:kern w:val="0"/>
+                <w:sz w:val="22"/>
+                <w:szCs w:val="22"/>
+                <w:lang w:eastAsia="en-IN"/>
+                <w14:ligatures w14:val="none"/>
+              </w:rPr>
+              <w:t>, matching</w:t>
+            </w:r>
+          </w:p>
+        </w:tc>
+      </w:tr>
+      <w:tr>
+        <w:trPr>
+          <w:trHeight w:val="904"/>
+        </w:trPr>
+        <w:tc>
+          <w:tcPr>
+            <w:tcW w:w="1538" w:type="dxa"/>
+            <w:tcBorders>
+              <w:top w:val="nil"/>
+              <w:left w:val="nil"/>
+              <w:bottom w:val="nil"/>
+              <w:right w:val="nil"/>
+            </w:tcBorders>
+            <w:shd w:val="clear" w:color="auto" w:fill="auto"/>
+            <w:vAlign w:val="center"/>
+            <w:hideMark/>
+          </w:tcPr>
+          <w:p>
+            <w:pPr>
+              <w:spacing w:after="0" w:line="240" w:lineRule="auto"/>
+              <w:jc w:val="center"/>
+              <w:rPr>
+                <w:rFonts w:ascii="Calibri" w:eastAsia="Times New Roman" w:hAnsi="Calibri" w:cs="Calibri"/>
+                <w:b/>
+                <w:bCs/>
+                <w:color w:val="000000"/>
+                <w:kern w:val="0"/>
+                <w:sz w:val="22"/>
+                <w:szCs w:val="22"/>
+                <w:lang w:eastAsia="en-IN"/>
+                <w14:ligatures w14:val="none"/>
+              </w:rPr>
+            </w:pPr>
+            <w:proofErr w:type="spellStart"/>
+            <w:r>
+              <w:rPr>
+                <w:rFonts w:ascii="Calibri" w:eastAsia="Times New Roman" w:hAnsi="Calibri" w:cs="Calibri"/>
+                <w:b/>
+                <w:bCs/>
+                <w:color w:val="000000"/>
+                <w:kern w:val="0"/>
+                <w:sz w:val="22"/>
+                <w:szCs w:val="22"/>
+                <w:lang w:eastAsia="en-IN"/>
+                <w14:ligatures w14:val="none"/>
+              </w:rPr>
+              <w:t>SuperPoint</w:t>
+            </w:r>
+            <w:proofErr w:type="spellEnd"/>
+          </w:p>
+        </w:tc>
+        <w:tc>
+          <w:tcPr>
+            <w:tcW w:w="980" w:type="dxa"/>
+            <w:tcBorders>
+              <w:top w:val="nil"/>
+              <w:left w:val="nil"/>
+              <w:bottom w:val="nil"/>
+              <w:right w:val="nil"/>
+            </w:tcBorders>
+            <w:shd w:val="clear" w:color="auto" w:fill="auto"/>
+            <w:vAlign w:val="center"/>
+            <w:hideMark/>
+          </w:tcPr>
+          <w:p>
+            <w:pPr>
+              <w:spacing w:after="0" w:line="240" w:lineRule="auto"/>
+              <w:rPr>
+                <w:rFonts w:ascii="Calibri" w:eastAsia="Times New Roman" w:hAnsi="Calibri" w:cs="Calibri"/>
+                <w:color w:val="000000"/>
+                <w:kern w:val="0"/>
+                <w:sz w:val="22"/>
+                <w:szCs w:val="22"/>
+                <w:lang w:eastAsia="en-IN"/>
+                <w14:ligatures w14:val="none"/>
+              </w:rPr>
+            </w:pPr>
+            <w:r>
+              <w:rPr>
+                <w:rFonts w:ascii="Calibri" w:eastAsia="Times New Roman" w:hAnsi="Calibri" w:cs="Calibri"/>
+                <w:color w:val="000000"/>
+                <w:kern w:val="0"/>
+                <w:sz w:val="22"/>
+                <w:szCs w:val="22"/>
+                <w:lang w:eastAsia="en-IN"/>
+                <w14:ligatures w14:val="none"/>
+              </w:rPr>
+              <w:t>Deep (float)</w:t>
+            </w:r>
+          </w:p>
+        </w:tc>
+        <w:tc>
+          <w:tcPr>
+            <w:tcW w:w="1299" w:type="dxa"/>
+            <w:tcBorders>
+              <w:top w:val="nil"/>
+              <w:left w:val="nil"/>
+              <w:bottom w:val="nil"/>
+              <w:right w:val="nil"/>
+            </w:tcBorders>
+            <w:shd w:val="clear" w:color="auto" w:fill="auto"/>
+            <w:vAlign w:val="center"/>
+            <w:hideMark/>
+          </w:tcPr>
+          <w:p>
+            <w:pPr>
+              <w:spacing w:after="0" w:line="240" w:lineRule="auto"/>
+              <w:rPr>
+                <w:rFonts w:ascii="Calibri" w:eastAsia="Times New Roman" w:hAnsi="Calibri" w:cs="Calibri"/>
+                <w:color w:val="000000"/>
+                <w:kern w:val="0"/>
+                <w:sz w:val="22"/>
+                <w:szCs w:val="22"/>
+                <w:lang w:eastAsia="en-IN"/>
+                <w14:ligatures w14:val="none"/>
+              </w:rPr>
+            </w:pPr>
+            <w:r>
+              <w:rPr>
+                <w:rFonts w:ascii="Segoe UI Emoji" w:eastAsia="Times New Roman" w:hAnsi="Segoe UI Emoji" w:cs="Segoe UI Emoji"/>
+                <w:color w:val="000000"/>
+                <w:kern w:val="0"/>
+                <w:sz w:val="22"/>
+                <w:szCs w:val="22"/>
+                <w:lang w:eastAsia="en-IN"/>
+                <w14:ligatures w14:val="none"/>
+              </w:rPr>
+              <w:t>🚀</w:t>
+            </w:r>
+            <w:r>
+              <w:rPr>
+                <w:rFonts w:ascii="Calibri" w:eastAsia="Times New Roman" w:hAnsi="Calibri" w:cs="Calibri"/>
+                <w:color w:val="000000"/>
+                <w:kern w:val="0"/>
+                <w:sz w:val="22"/>
+                <w:szCs w:val="22"/>
+                <w:lang w:eastAsia="en-IN"/>
+                <w14:ligatures w14:val="none"/>
+              </w:rPr>
+              <w:t xml:space="preserve"> Medium-Fast</w:t>
+            </w:r>
+          </w:p>
+        </w:tc>
+        <w:tc>
+          <w:tcPr>
+            <w:tcW w:w="1461" w:type="dxa"/>
+            <w:tcBorders>
+              <w:top w:val="nil"/>
+              <w:left w:val="nil"/>
+              <w:bottom w:val="nil"/>
+              <w:right w:val="nil"/>
+            </w:tcBorders>
+            <w:shd w:val="clear" w:color="auto" w:fill="auto"/>
+            <w:vAlign w:val="center"/>
+            <w:hideMark/>
+          </w:tcPr>
+          <w:p>
+            <w:pPr>
+              <w:spacing w:after="0" w:line="240" w:lineRule="auto"/>
+              <w:rPr>
+                <w:rFonts w:ascii="Calibri" w:eastAsia="Times New Roman" w:hAnsi="Calibri" w:cs="Calibri"/>
+                <w:color w:val="000000"/>
+                <w:kern w:val="0"/>
+                <w:sz w:val="22"/>
+                <w:szCs w:val="22"/>
+                <w:lang w:eastAsia="en-IN"/>
+                <w14:ligatures w14:val="none"/>
+              </w:rPr>
+            </w:pPr>
+            <w:r>
+              <w:rPr>
+                <w:rFonts w:ascii="Segoe UI Emoji" w:eastAsia="Times New Roman" w:hAnsi="Segoe UI Emoji" w:cs="Segoe UI Emoji"/>
+                <w:color w:val="000000"/>
+                <w:kern w:val="0"/>
+                <w:sz w:val="22"/>
+                <w:szCs w:val="22"/>
+                <w:lang w:eastAsia="en-IN"/>
+                <w14:ligatures w14:val="none"/>
+              </w:rPr>
+              <w:t>✅</w:t>
+            </w:r>
+          </w:p>
+        </w:tc>
+        <w:tc>
+          <w:tcPr>
+            <w:tcW w:w="1461" w:type="dxa"/>
+            <w:tcBorders>
+              <w:top w:val="nil"/>
+              <w:left w:val="nil"/>
+              <w:bottom w:val="nil"/>
+              <w:right w:val="nil"/>
+            </w:tcBorders>
+            <w:shd w:val="clear" w:color="auto" w:fill="auto"/>
+            <w:vAlign w:val="center"/>
+            <w:hideMark/>
+          </w:tcPr>
+          <w:p>
+            <w:pPr>
+              <w:spacing w:after="0" w:line="240" w:lineRule="auto"/>
+              <w:rPr>
+                <w:rFonts w:ascii="Calibri" w:eastAsia="Times New Roman" w:hAnsi="Calibri" w:cs="Calibri"/>
+                <w:color w:val="000000"/>
+                <w:kern w:val="0"/>
+                <w:sz w:val="22"/>
+                <w:szCs w:val="22"/>
+                <w:lang w:eastAsia="en-IN"/>
+                <w14:ligatures w14:val="none"/>
+              </w:rPr>
+            </w:pPr>
+            <w:r>
+              <w:rPr>
+                <w:rFonts w:ascii="Segoe UI Emoji" w:eastAsia="Times New Roman" w:hAnsi="Segoe UI Emoji" w:cs="Segoe UI Emoji"/>
+                <w:color w:val="000000"/>
+                <w:kern w:val="0"/>
+                <w:sz w:val="22"/>
+                <w:szCs w:val="22"/>
+                <w:lang w:eastAsia="en-IN"/>
+                <w14:ligatures w14:val="none"/>
+              </w:rPr>
+              <w:t>✅</w:t>
+            </w:r>
+          </w:p>
+        </w:tc>
+        <w:tc>
+          <w:tcPr>
+            <w:tcW w:w="1579" w:type="dxa"/>
+            <w:tcBorders>
+              <w:top w:val="nil"/>
+              <w:left w:val="nil"/>
+              <w:bottom w:val="nil"/>
+              <w:right w:val="nil"/>
+            </w:tcBorders>
+            <w:shd w:val="clear" w:color="auto" w:fill="auto"/>
+            <w:vAlign w:val="center"/>
+            <w:hideMark/>
+          </w:tcPr>
+          <w:p>
+            <w:pPr>
+              <w:spacing w:after="0" w:line="240" w:lineRule="auto"/>
+              <w:rPr>
+                <w:rFonts w:ascii="Calibri" w:eastAsia="Times New Roman" w:hAnsi="Calibri" w:cs="Calibri"/>
+                <w:color w:val="000000"/>
+                <w:kern w:val="0"/>
+                <w:sz w:val="22"/>
+                <w:szCs w:val="22"/>
+                <w:lang w:eastAsia="en-IN"/>
+                <w14:ligatures w14:val="none"/>
+              </w:rPr>
+            </w:pPr>
+            <w:r>
+              <w:rPr>
+                <w:rFonts w:ascii="Calibri" w:eastAsia="Times New Roman" w:hAnsi="Calibri" w:cs="Calibri"/>
+                <w:color w:val="000000"/>
+                <w:kern w:val="0"/>
+                <w:sz w:val="22"/>
+                <w:szCs w:val="22"/>
+                <w:lang w:eastAsia="en-IN"/>
+                <w14:ligatures w14:val="none"/>
+              </w:rPr>
+              <w:t>Very High</w:t>
+            </w:r>
+          </w:p>
+        </w:tc>
+        <w:tc>
+          <w:tcPr>
+            <w:tcW w:w="1114" w:type="dxa"/>
+            <w:tcBorders>
+              <w:top w:val="nil"/>
+              <w:left w:val="nil"/>
+              <w:bottom w:val="nil"/>
+              <w:right w:val="nil"/>
+            </w:tcBorders>
+            <w:shd w:val="clear" w:color="auto" w:fill="auto"/>
+            <w:vAlign w:val="center"/>
+            <w:hideMark/>
+          </w:tcPr>
+          <w:p>
+            <w:pPr>
+              <w:spacing w:after="0" w:line="240" w:lineRule="auto"/>
+              <w:rPr>
+                <w:rFonts w:ascii="Calibri" w:eastAsia="Times New Roman" w:hAnsi="Calibri" w:cs="Calibri"/>
+                <w:color w:val="000000"/>
+                <w:kern w:val="0"/>
+                <w:sz w:val="22"/>
+                <w:szCs w:val="22"/>
+                <w:lang w:eastAsia="en-IN"/>
+                <w14:ligatures w14:val="none"/>
+              </w:rPr>
+            </w:pPr>
+            <w:r>
+              <w:rPr>
+                <w:rFonts w:ascii="Segoe UI Emoji" w:eastAsia="Times New Roman" w:hAnsi="Segoe UI Emoji" w:cs="Segoe UI Emoji"/>
+                <w:color w:val="000000"/>
+                <w:kern w:val="0"/>
+                <w:sz w:val="22"/>
+                <w:szCs w:val="22"/>
+                <w:lang w:eastAsia="en-IN"/>
+                <w14:ligatures w14:val="none"/>
+              </w:rPr>
+              <w:t>✅</w:t>
+            </w:r>
+          </w:p>
+        </w:tc>
+        <w:tc>
+          <w:tcPr>
+            <w:tcW w:w="1314" w:type="dxa"/>
+            <w:tcBorders>
+              <w:top w:val="nil"/>
+              <w:left w:val="nil"/>
+              <w:bottom w:val="nil"/>
+              <w:right w:val="nil"/>
+            </w:tcBorders>
+            <w:shd w:val="clear" w:color="auto" w:fill="auto"/>
+            <w:vAlign w:val="center"/>
+            <w:hideMark/>
+          </w:tcPr>
+          <w:p>
+            <w:pPr>
+              <w:spacing w:after="0" w:line="240" w:lineRule="auto"/>
+              <w:rPr>
+                <w:rFonts w:ascii="Calibri" w:eastAsia="Times New Roman" w:hAnsi="Calibri" w:cs="Calibri"/>
+                <w:color w:val="000000"/>
+                <w:kern w:val="0"/>
+                <w:sz w:val="22"/>
+                <w:szCs w:val="22"/>
+                <w:lang w:eastAsia="en-IN"/>
+                <w14:ligatures w14:val="none"/>
+              </w:rPr>
+            </w:pPr>
+            <w:r>
+              <w:rPr>
+                <w:rFonts w:ascii="Calibri" w:eastAsia="Times New Roman" w:hAnsi="Calibri" w:cs="Calibri"/>
+                <w:color w:val="000000"/>
+                <w:kern w:val="0"/>
+                <w:sz w:val="22"/>
+                <w:szCs w:val="22"/>
+                <w:lang w:eastAsia="en-IN"/>
+                <w14:ligatures w14:val="none"/>
+              </w:rPr>
+              <w:t>SLAM, AR, VIO</w:t>
+            </w:r>
+          </w:p>
+        </w:tc>
+      </w:tr>
+      <w:tr>
+        <w:trPr>
+          <w:trHeight w:val="1205"/>
+        </w:trPr>
+        <w:tc>
+          <w:tcPr>
+            <w:tcW w:w="1538" w:type="dxa"/>
+            <w:tcBorders>
+              <w:top w:val="nil"/>
+              <w:left w:val="nil"/>
+              <w:bottom w:val="nil"/>
+              <w:right w:val="nil"/>
+            </w:tcBorders>
+            <w:shd w:val="clear" w:color="auto" w:fill="auto"/>
+            <w:vAlign w:val="center"/>
+            <w:hideMark/>
+          </w:tcPr>
+          <w:p>
+            <w:pPr>
+              <w:spacing w:after="0" w:line="240" w:lineRule="auto"/>
+              <w:jc w:val="center"/>
+              <w:rPr>
+                <w:rFonts w:ascii="Calibri" w:eastAsia="Times New Roman" w:hAnsi="Calibri" w:cs="Calibri"/>
+                <w:b/>
+                <w:bCs/>
+                <w:color w:val="000000"/>
+                <w:kern w:val="0"/>
+                <w:sz w:val="22"/>
+                <w:szCs w:val="22"/>
+                <w:lang w:eastAsia="en-IN"/>
+                <w14:ligatures w14:val="none"/>
+              </w:rPr>
+            </w:pPr>
+            <w:r>
+              <w:rPr>
+                <w:rFonts w:ascii="Calibri" w:eastAsia="Times New Roman" w:hAnsi="Calibri" w:cs="Calibri"/>
+                <w:b/>
+                <w:bCs/>
+                <w:color w:val="000000"/>
+                <w:kern w:val="0"/>
+                <w:sz w:val="22"/>
+                <w:szCs w:val="22"/>
+                <w:lang w:eastAsia="en-IN"/>
+                <w14:ligatures w14:val="none"/>
+              </w:rPr>
+              <w:t>D2-Net</w:t>
+            </w:r>
+          </w:p>
+        </w:tc>
+        <w:tc>
+          <w:tcPr>
+            <w:tcW w:w="980" w:type="dxa"/>
+            <w:tcBorders>
+              <w:top w:val="nil"/>
+              <w:left w:val="nil"/>
+              <w:bottom w:val="nil"/>
+              <w:right w:val="nil"/>
+            </w:tcBorders>
+            <w:shd w:val="clear" w:color="auto" w:fill="auto"/>
+            <w:vAlign w:val="center"/>
+            <w:hideMark/>
+          </w:tcPr>
+          <w:p>
+            <w:pPr>
+              <w:spacing w:after="0" w:line="240" w:lineRule="auto"/>
+              <w:rPr>
+                <w:rFonts w:ascii="Calibri" w:eastAsia="Times New Roman" w:hAnsi="Calibri" w:cs="Calibri"/>
+                <w:color w:val="000000"/>
+                <w:kern w:val="0"/>
+                <w:sz w:val="22"/>
+                <w:szCs w:val="22"/>
+                <w:lang w:eastAsia="en-IN"/>
+                <w14:ligatures w14:val="none"/>
+              </w:rPr>
+            </w:pPr>
+            <w:r>
+              <w:rPr>
+                <w:rFonts w:ascii="Calibri" w:eastAsia="Times New Roman" w:hAnsi="Calibri" w:cs="Calibri"/>
+                <w:color w:val="000000"/>
+                <w:kern w:val="0"/>
+                <w:sz w:val="22"/>
+                <w:szCs w:val="22"/>
+                <w:lang w:eastAsia="en-IN"/>
+                <w14:ligatures w14:val="none"/>
+              </w:rPr>
+              <w:t>Deep (float)</w:t>
+            </w:r>
+          </w:p>
+        </w:tc>
+        <w:tc>
+          <w:tcPr>
+            <w:tcW w:w="1299" w:type="dxa"/>
+            <w:tcBorders>
+              <w:top w:val="nil"/>
+              <w:left w:val="nil"/>
+              <w:bottom w:val="nil"/>
+              <w:right w:val="nil"/>
+            </w:tcBorders>
+            <w:shd w:val="clear" w:color="auto" w:fill="auto"/>
+            <w:vAlign w:val="center"/>
+            <w:hideMark/>
+          </w:tcPr>
+          <w:p>
+            <w:pPr>
+              <w:spacing w:after="0" w:line="240" w:lineRule="auto"/>
+              <w:rPr>
+                <w:rFonts w:ascii="Calibri" w:eastAsia="Times New Roman" w:hAnsi="Calibri" w:cs="Calibri"/>
+                <w:color w:val="000000"/>
+                <w:kern w:val="0"/>
+                <w:sz w:val="22"/>
+                <w:szCs w:val="22"/>
+                <w:lang w:eastAsia="en-IN"/>
+                <w14:ligatures w14:val="none"/>
+              </w:rPr>
+            </w:pPr>
+            <w:r>
+              <w:rPr>
+                <w:rFonts w:ascii="Segoe UI Emoji" w:eastAsia="Times New Roman" w:hAnsi="Segoe UI Emoji" w:cs="Segoe UI Emoji"/>
+                <w:color w:val="000000"/>
+                <w:kern w:val="0"/>
+                <w:sz w:val="22"/>
+                <w:szCs w:val="22"/>
+                <w:lang w:eastAsia="en-IN"/>
+                <w14:ligatures w14:val="none"/>
+              </w:rPr>
+              <w:t>🐢</w:t>
+            </w:r>
+            <w:r>
+              <w:rPr>
+                <w:rFonts w:ascii="Calibri" w:eastAsia="Times New Roman" w:hAnsi="Calibri" w:cs="Calibri"/>
+                <w:color w:val="000000"/>
+                <w:kern w:val="0"/>
+                <w:sz w:val="22"/>
+                <w:szCs w:val="22"/>
+                <w:lang w:eastAsia="en-IN"/>
+                <w14:ligatures w14:val="none"/>
+              </w:rPr>
+              <w:t xml:space="preserve"> Slower</w:t>
+            </w:r>
+          </w:p>
+        </w:tc>
+        <w:tc>
+          <w:tcPr>
+            <w:tcW w:w="1461" w:type="dxa"/>
+            <w:tcBorders>
+              <w:top w:val="nil"/>
+              <w:left w:val="nil"/>
+              <w:bottom w:val="nil"/>
+              <w:right w:val="nil"/>
+            </w:tcBorders>
+            <w:shd w:val="clear" w:color="auto" w:fill="auto"/>
+            <w:vAlign w:val="center"/>
+            <w:hideMark/>
+          </w:tcPr>
+          <w:p>
+            <w:pPr>
+              <w:spacing w:after="0" w:line="240" w:lineRule="auto"/>
+              <w:rPr>
+                <w:rFonts w:ascii="Calibri" w:eastAsia="Times New Roman" w:hAnsi="Calibri" w:cs="Calibri"/>
+                <w:color w:val="000000"/>
+                <w:kern w:val="0"/>
+                <w:sz w:val="22"/>
+                <w:szCs w:val="22"/>
+                <w:lang w:eastAsia="en-IN"/>
+                <w14:ligatures w14:val="none"/>
+              </w:rPr>
+            </w:pPr>
+            <w:r>
+              <w:rPr>
+                <w:rFonts w:ascii="Segoe UI Emoji" w:eastAsia="Times New Roman" w:hAnsi="Segoe UI Emoji" w:cs="Segoe UI Emoji"/>
+                <w:color w:val="000000"/>
+                <w:kern w:val="0"/>
+                <w:sz w:val="22"/>
+                <w:szCs w:val="22"/>
+                <w:lang w:eastAsia="en-IN"/>
+                <w14:ligatures w14:val="none"/>
+              </w:rPr>
+              <w:t>✅</w:t>
+            </w:r>
+          </w:p>
+        </w:tc>
+        <w:tc>
+          <w:tcPr>
+            <w:tcW w:w="1461" w:type="dxa"/>
+            <w:tcBorders>
+              <w:top w:val="nil"/>
+              <w:left w:val="nil"/>
+              <w:bottom w:val="nil"/>
+              <w:right w:val="nil"/>
+            </w:tcBorders>
+            <w:shd w:val="clear" w:color="auto" w:fill="auto"/>
+            <w:vAlign w:val="center"/>
+            <w:hideMark/>
+          </w:tcPr>
+          <w:p>
+            <w:pPr>
+              <w:spacing w:after="0" w:line="240" w:lineRule="auto"/>
+              <w:rPr>
+                <w:rFonts w:ascii="Calibri" w:eastAsia="Times New Roman" w:hAnsi="Calibri" w:cs="Calibri"/>
+                <w:color w:val="000000"/>
+                <w:kern w:val="0"/>
+                <w:sz w:val="22"/>
+                <w:szCs w:val="22"/>
+                <w:lang w:eastAsia="en-IN"/>
+                <w14:ligatures w14:val="none"/>
+              </w:rPr>
+            </w:pPr>
+            <w:r>
+              <w:rPr>
+                <w:rFonts w:ascii="Segoe UI Emoji" w:eastAsia="Times New Roman" w:hAnsi="Segoe UI Emoji" w:cs="Segoe UI Emoji"/>
+                <w:color w:val="000000"/>
+                <w:kern w:val="0"/>
+                <w:sz w:val="22"/>
+                <w:szCs w:val="22"/>
+                <w:lang w:eastAsia="en-IN"/>
+                <w14:ligatures w14:val="none"/>
+              </w:rPr>
+              <w:t>✅</w:t>
+            </w:r>
+          </w:p>
+        </w:tc>
+        <w:tc>
+          <w:tcPr>
+            <w:tcW w:w="1579" w:type="dxa"/>
+            <w:tcBorders>
+              <w:top w:val="nil"/>
+              <w:left w:val="nil"/>
+              <w:bottom w:val="nil"/>
+              <w:right w:val="nil"/>
+            </w:tcBorders>
+            <w:shd w:val="clear" w:color="auto" w:fill="auto"/>
+            <w:vAlign w:val="center"/>
+            <w:hideMark/>
+          </w:tcPr>
+          <w:p>
+            <w:pPr>
+              <w:spacing w:after="0" w:line="240" w:lineRule="auto"/>
+              <w:rPr>
+                <w:rFonts w:ascii="Calibri" w:eastAsia="Times New Roman" w:hAnsi="Calibri" w:cs="Calibri"/>
+                <w:color w:val="000000"/>
+                <w:kern w:val="0"/>
+                <w:sz w:val="22"/>
+                <w:szCs w:val="22"/>
+                <w:lang w:eastAsia="en-IN"/>
+                <w14:ligatures w14:val="none"/>
+              </w:rPr>
+            </w:pPr>
+            <w:r>
+              <w:rPr>
+                <w:rFonts w:ascii="Calibri" w:eastAsia="Times New Roman" w:hAnsi="Calibri" w:cs="Calibri"/>
+                <w:color w:val="000000"/>
+                <w:kern w:val="0"/>
+                <w:sz w:val="22"/>
+                <w:szCs w:val="22"/>
+                <w:lang w:eastAsia="en-IN"/>
+                <w14:ligatures w14:val="none"/>
+              </w:rPr>
+              <w:t>Very High</w:t>
+            </w:r>
+          </w:p>
+        </w:tc>
+        <w:tc>
+          <w:tcPr>
+            <w:tcW w:w="1114" w:type="dxa"/>
+            <w:tcBorders>
+              <w:top w:val="nil"/>
+              <w:left w:val="nil"/>
+              <w:bottom w:val="nil"/>
+              <w:right w:val="nil"/>
+            </w:tcBorders>
+            <w:shd w:val="clear" w:color="auto" w:fill="auto"/>
+            <w:vAlign w:val="center"/>
+            <w:hideMark/>
+          </w:tcPr>
+          <w:p>
+            <w:pPr>
+              <w:spacing w:after="0" w:line="240" w:lineRule="auto"/>
+              <w:rPr>
+                <w:rFonts w:ascii="Calibri" w:eastAsia="Times New Roman" w:hAnsi="Calibri" w:cs="Calibri"/>
+                <w:color w:val="000000"/>
+                <w:kern w:val="0"/>
+                <w:sz w:val="22"/>
+                <w:szCs w:val="22"/>
+                <w:lang w:eastAsia="en-IN"/>
+                <w14:ligatures w14:val="none"/>
+              </w:rPr>
+            </w:pPr>
+            <w:r>
+              <w:rPr>
+                <w:rFonts w:ascii="Segoe UI Emoji" w:eastAsia="Times New Roman" w:hAnsi="Segoe UI Emoji" w:cs="Segoe UI Emoji"/>
+                <w:color w:val="000000"/>
+                <w:kern w:val="0"/>
+                <w:sz w:val="22"/>
+                <w:szCs w:val="22"/>
+                <w:lang w:eastAsia="en-IN"/>
+                <w14:ligatures w14:val="none"/>
+              </w:rPr>
+              <w:t>✅</w:t>
+            </w:r>
+          </w:p>
+        </w:tc>
+        <w:tc>
+          <w:tcPr>
+            <w:tcW w:w="1314" w:type="dxa"/>
+            <w:tcBorders>
+              <w:top w:val="nil"/>
+              <w:left w:val="nil"/>
+              <w:bottom w:val="nil"/>
+              <w:right w:val="nil"/>
+            </w:tcBorders>
+            <w:shd w:val="clear" w:color="auto" w:fill="auto"/>
+            <w:vAlign w:val="center"/>
+            <w:hideMark/>
+          </w:tcPr>
+          <w:p>
+            <w:pPr>
+              <w:spacing w:after="0" w:line="240" w:lineRule="auto"/>
+              <w:rPr>
+                <w:rFonts w:ascii="Calibri" w:eastAsia="Times New Roman" w:hAnsi="Calibri" w:cs="Calibri"/>
+                <w:color w:val="000000"/>
+                <w:kern w:val="0"/>
+                <w:sz w:val="22"/>
+                <w:szCs w:val="22"/>
+                <w:lang w:eastAsia="en-IN"/>
+                <w14:ligatures w14:val="none"/>
+              </w:rPr>
+            </w:pPr>
+            <w:r>
+              <w:rPr>
+                <w:rFonts w:ascii="Calibri" w:eastAsia="Times New Roman" w:hAnsi="Calibri" w:cs="Calibri"/>
+                <w:color w:val="000000"/>
+                <w:kern w:val="0"/>
+                <w:sz w:val="22"/>
+                <w:szCs w:val="22"/>
+                <w:lang w:eastAsia="en-IN"/>
+                <w14:ligatures w14:val="none"/>
+              </w:rPr>
+              <w:t>3D recon., dense matching</w:t>
+            </w:r>
+          </w:p>
+        </w:tc>
+      </w:tr>
+    </w:tbl>
+    <w:p>
+      <w:pPr>
+        <w:rPr>
+          <w:b/>
+          <w:sz w:val="32"/>
+          <w:szCs w:val="32"/>
+          <w:lang w:val="en-US"/>
+        </w:rPr>
+      </w:pPr>
+    </w:p>
+    <w:p>
+      <w:pPr>
+        <w:rPr>
+          <w:b/>
+          <w:sz w:val="32"/>
+          <w:szCs w:val="32"/>
+          <w:lang w:val="en-US"/>
+        </w:rPr>
+      </w:pPr>
+    </w:p>
+    <w:p>
+      <w:pPr>
+        <w:rPr>
+          <w:b/>
+          <w:sz w:val="32"/>
+          <w:szCs w:val="32"/>
+          <w:lang w:val="en-US"/>
+        </w:rPr>
+      </w:pPr>
+    </w:p>
+    <w:p>
+      <w:pPr>
+        <w:rPr>
+          <w:b/>
+          <w:sz w:val="32"/>
+          <w:szCs w:val="32"/>
           <w:lang w:val="en-US"/>
         </w:rPr>
       </w:pPr>
     </w:p>
     <w:sectPr>
       <w:pgSz w:w="11906" w:h="16838"/>
-      <w:pgMar w:top="1440" w:right="1440" w:bottom="1440" w:left="1440" w:header="720" w:footer="720" w:gutter="0"/>
+      <w:pgMar w:top="720" w:right="720" w:bottom="720" w:left="720" w:header="720" w:footer="720" w:gutter="0"/>
       <w:cols w:space="720"/>
       <w:docGrid w:linePitch="360"/>
     </w:sectPr>
@@ -716,7 +2951,7 @@
       <w:lvlText w:val="(%1)"/>
       <w:lvlJc w:val="left"/>
       <w:pPr>
-        <w:ind w:left="720" w:hanging="360"/>
+        <w:ind w:left="360" w:hanging="360"/>
       </w:pPr>
       <w:rPr>
         <w:rFonts w:hint="default"/>
@@ -728,7 +2963,7 @@
       <w:lvlText w:val="%2."/>
       <w:lvlJc w:val="left"/>
       <w:pPr>
-        <w:ind w:left="1440" w:hanging="360"/>
+        <w:ind w:left="1080" w:hanging="360"/>
       </w:pPr>
     </w:lvl>
     <w:lvl w:ilvl="2" w:tplc="4009001B" w:tentative="1">
@@ -737,7 +2972,7 @@
       <w:lvlText w:val="%3."/>
       <w:lvlJc w:val="right"/>
       <w:pPr>
-        <w:ind w:left="2160" w:hanging="180"/>
+        <w:ind w:left="1800" w:hanging="180"/>
       </w:pPr>
     </w:lvl>
     <w:lvl w:ilvl="3" w:tplc="4009000F" w:tentative="1">
@@ -746,7 +2981,7 @@
       <w:lvlText w:val="%4."/>
       <w:lvlJc w:val="left"/>
       <w:pPr>
-        <w:ind w:left="2880" w:hanging="360"/>
+        <w:ind w:left="2520" w:hanging="360"/>
       </w:pPr>
     </w:lvl>
     <w:lvl w:ilvl="4" w:tplc="40090019" w:tentative="1">
@@ -755,7 +2990,7 @@
       <w:lvlText w:val="%5."/>
       <w:lvlJc w:val="left"/>
       <w:pPr>
-        <w:ind w:left="3600" w:hanging="360"/>
+        <w:ind w:left="3240" w:hanging="360"/>
       </w:pPr>
     </w:lvl>
     <w:lvl w:ilvl="5" w:tplc="4009001B" w:tentative="1">
@@ -764,7 +2999,7 @@
       <w:lvlText w:val="%6."/>
       <w:lvlJc w:val="right"/>
       <w:pPr>
-        <w:ind w:left="4320" w:hanging="180"/>
+        <w:ind w:left="3960" w:hanging="180"/>
       </w:pPr>
     </w:lvl>
     <w:lvl w:ilvl="6" w:tplc="4009000F" w:tentative="1">
@@ -773,7 +3008,7 @@
       <w:lvlText w:val="%7."/>
       <w:lvlJc w:val="left"/>
       <w:pPr>
-        <w:ind w:left="5040" w:hanging="360"/>
+        <w:ind w:left="4680" w:hanging="360"/>
       </w:pPr>
     </w:lvl>
     <w:lvl w:ilvl="7" w:tplc="40090019" w:tentative="1">
@@ -782,7 +3017,7 @@
       <w:lvlText w:val="%8."/>
       <w:lvlJc w:val="left"/>
       <w:pPr>
-        <w:ind w:left="5760" w:hanging="360"/>
+        <w:ind w:left="5400" w:hanging="360"/>
       </w:pPr>
     </w:lvl>
     <w:lvl w:ilvl="8" w:tplc="4009001B" w:tentative="1">
@@ -791,7 +3026,7 @@
       <w:lvlText w:val="%9."/>
       <w:lvlJc w:val="right"/>
       <w:pPr>
-        <w:ind w:left="6480" w:hanging="180"/>
+        <w:ind w:left="6120" w:hanging="180"/>
       </w:pPr>
     </w:lvl>
   </w:abstractNum>

--- a/Algorithms description and comparison.docx
+++ b/Algorithms description and comparison.docx
@@ -2889,26 +2889,6 @@
         </w:tc>
       </w:tr>
     </w:tbl>
-    <w:p>
-      <w:pPr>
-        <w:rPr>
-          <w:b/>
-          <w:sz w:val="32"/>
-          <w:szCs w:val="32"/>
-          <w:lang w:val="en-US"/>
-        </w:rPr>
-      </w:pPr>
-    </w:p>
-    <w:p>
-      <w:pPr>
-        <w:rPr>
-          <w:b/>
-          <w:sz w:val="32"/>
-          <w:szCs w:val="32"/>
-          <w:lang w:val="en-US"/>
-        </w:rPr>
-      </w:pPr>
-    </w:p>
     <w:p>
       <w:pPr>
         <w:rPr>
@@ -3639,6 +3619,7 @@
   <w:style w:type="character" w:default="1" w:styleId="DefaultParagraphFont">
     <w:name w:val="Default Paragraph Font"/>
     <w:uiPriority w:val="1"/>
+    <w:semiHidden/>
     <w:unhideWhenUsed/>
   </w:style>
   <w:style w:type="table" w:default="1" w:styleId="TableNormal">

--- a/Algorithms description and comparison.docx
+++ b/Algorithms description and comparison.docx
@@ -57,28 +57,20 @@
     </w:p>
     <w:tbl>
       <w:tblPr>
+        <w:tblStyle w:val="TableGrid"/>
         <w:tblW w:w="10713" w:type="dxa"/>
-        <w:tblCellSpacing w:w="15" w:type="dxa"/>
-        <w:tblCellMar>
-          <w:top w:w="15" w:type="dxa"/>
-          <w:left w:w="15" w:type="dxa"/>
-          <w:bottom w:w="15" w:type="dxa"/>
-          <w:right w:w="15" w:type="dxa"/>
-        </w:tblCellMar>
         <w:tblLook w:val="04A0" w:firstRow="1" w:lastRow="0" w:firstColumn="1" w:lastColumn="0" w:noHBand="0" w:noVBand="1"/>
       </w:tblPr>
       <w:tblGrid>
-        <w:gridCol w:w="2140"/>
-        <w:gridCol w:w="1957"/>
-        <w:gridCol w:w="2009"/>
-        <w:gridCol w:w="2244"/>
-        <w:gridCol w:w="2363"/>
+        <w:gridCol w:w="2200"/>
+        <w:gridCol w:w="2008"/>
+        <w:gridCol w:w="2048"/>
+        <w:gridCol w:w="2181"/>
+        <w:gridCol w:w="2276"/>
       </w:tblGrid>
       <w:tr>
         <w:trPr>
           <w:trHeight w:val="499"/>
-          <w:tblHeader/>
-          <w:tblCellSpacing w:w="15" w:type="dxa"/>
         </w:trPr>
         <w:tc>
           <w:tcPr>
@@ -112,6 +104,7 @@
           <w:p>
             <w:pPr>
               <w:ind w:left="360"/>
+              <w:jc w:val="center"/>
               <w:rPr>
                 <w:b/>
                 <w:bCs/>
@@ -135,6 +128,7 @@
           <w:p>
             <w:pPr>
               <w:ind w:left="360"/>
+              <w:jc w:val="center"/>
               <w:rPr>
                 <w:b/>
                 <w:bCs/>
@@ -158,6 +152,7 @@
           <w:p>
             <w:pPr>
               <w:ind w:left="360"/>
+              <w:jc w:val="center"/>
               <w:rPr>
                 <w:b/>
                 <w:bCs/>
@@ -181,6 +176,7 @@
           <w:p>
             <w:pPr>
               <w:ind w:left="360"/>
+              <w:jc w:val="center"/>
               <w:rPr>
                 <w:b/>
                 <w:bCs/>
@@ -199,7 +195,6 @@
       <w:tr>
         <w:trPr>
           <w:trHeight w:val="509"/>
-          <w:tblCellSpacing w:w="15" w:type="dxa"/>
         </w:trPr>
         <w:tc>
           <w:tcPr>
@@ -229,6 +224,7 @@
           <w:p>
             <w:pPr>
               <w:ind w:left="360"/>
+              <w:jc w:val="center"/>
             </w:pPr>
             <w:r>
               <w:t>Linear</w:t>
@@ -244,6 +240,7 @@
           <w:p>
             <w:pPr>
               <w:ind w:left="360"/>
+              <w:jc w:val="center"/>
             </w:pPr>
             <w:r>
               <w:t>Linear</w:t>
@@ -259,6 +256,7 @@
           <w:p>
             <w:pPr>
               <w:ind w:left="360"/>
+              <w:jc w:val="center"/>
             </w:pPr>
             <w:r>
               <w:t>Non-linear</w:t>
@@ -274,6 +272,7 @@
           <w:p>
             <w:pPr>
               <w:ind w:left="360"/>
+              <w:jc w:val="center"/>
             </w:pPr>
             <w:r>
               <w:t>Non-linear</w:t>
@@ -284,7 +283,6 @@
       <w:tr>
         <w:trPr>
           <w:trHeight w:val="855"/>
-          <w:tblCellSpacing w:w="15" w:type="dxa"/>
         </w:trPr>
         <w:tc>
           <w:tcPr>
@@ -314,6 +312,7 @@
           <w:p>
             <w:pPr>
               <w:ind w:left="360"/>
+              <w:jc w:val="center"/>
             </w:pPr>
             <w:r>
               <w:t>Poor</w:t>
@@ -329,6 +328,7 @@
           <w:p>
             <w:pPr>
               <w:ind w:left="360"/>
+              <w:jc w:val="center"/>
             </w:pPr>
             <w:r>
               <w:t>Fair</w:t>
@@ -344,6 +344,7 @@
           <w:p>
             <w:pPr>
               <w:ind w:left="360"/>
+              <w:jc w:val="center"/>
             </w:pPr>
             <w:r>
               <w:t>Good</w:t>
@@ -359,6 +360,7 @@
           <w:p>
             <w:pPr>
               <w:ind w:left="360"/>
+              <w:jc w:val="center"/>
             </w:pPr>
             <w:r>
               <w:t>Excellent</w:t>
@@ -369,7 +371,6 @@
       <w:tr>
         <w:trPr>
           <w:trHeight w:val="855"/>
-          <w:tblCellSpacing w:w="15" w:type="dxa"/>
         </w:trPr>
         <w:tc>
           <w:tcPr>
@@ -399,6 +400,7 @@
           <w:p>
             <w:pPr>
               <w:ind w:left="360"/>
+              <w:jc w:val="center"/>
             </w:pPr>
             <w:r>
               <w:t>Fair (Gaussian)</w:t>
@@ -414,6 +416,7 @@
           <w:p>
             <w:pPr>
               <w:ind w:left="360"/>
+              <w:jc w:val="center"/>
             </w:pPr>
             <w:r>
               <w:t>Good (Gaussian)</w:t>
@@ -429,6 +432,7 @@
           <w:p>
             <w:pPr>
               <w:ind w:left="360"/>
+              <w:jc w:val="center"/>
             </w:pPr>
             <w:r>
               <w:t>Excellent (Salt &amp; Pepper)</w:t>
@@ -444,6 +448,7 @@
           <w:p>
             <w:pPr>
               <w:ind w:left="360"/>
+              <w:jc w:val="center"/>
             </w:pPr>
             <w:r>
               <w:t>Very Good (All types)</w:t>
@@ -454,7 +459,6 @@
       <w:tr>
         <w:trPr>
           <w:trHeight w:val="509"/>
-          <w:tblCellSpacing w:w="15" w:type="dxa"/>
         </w:trPr>
         <w:tc>
           <w:tcPr>
@@ -484,6 +488,7 @@
           <w:p>
             <w:pPr>
               <w:ind w:left="360"/>
+              <w:jc w:val="center"/>
             </w:pPr>
             <w:r>
               <w:t>Fast</w:t>
@@ -499,6 +504,7 @@
           <w:p>
             <w:pPr>
               <w:ind w:left="360"/>
+              <w:jc w:val="center"/>
             </w:pPr>
             <w:r>
               <w:t>Moderate</w:t>
@@ -514,6 +520,7 @@
           <w:p>
             <w:pPr>
               <w:ind w:left="360"/>
+              <w:jc w:val="center"/>
             </w:pPr>
             <w:r>
               <w:t>Slow</w:t>
@@ -529,6 +536,7 @@
           <w:p>
             <w:pPr>
               <w:ind w:left="360"/>
+              <w:jc w:val="center"/>
             </w:pPr>
             <w:r>
               <w:t>Slow</w:t>
@@ -539,7 +547,6 @@
       <w:tr>
         <w:trPr>
           <w:trHeight w:val="855"/>
-          <w:tblCellSpacing w:w="15" w:type="dxa"/>
         </w:trPr>
         <w:tc>
           <w:tcPr>
@@ -569,6 +576,7 @@
           <w:p>
             <w:pPr>
               <w:ind w:left="360"/>
+              <w:jc w:val="center"/>
             </w:pPr>
             <w:r>
               <w:t>Kernel size</w:t>
@@ -584,6 +592,7 @@
           <w:p>
             <w:pPr>
               <w:ind w:left="360"/>
+              <w:jc w:val="center"/>
             </w:pPr>
             <w:r>
               <w:t>Kernel size, σ</w:t>
@@ -599,6 +608,7 @@
           <w:p>
             <w:pPr>
               <w:ind w:left="360"/>
+              <w:jc w:val="center"/>
             </w:pPr>
             <w:r>
               <w:t>Kernel size</w:t>
@@ -614,6 +624,7 @@
           <w:p>
             <w:pPr>
               <w:ind w:left="360"/>
+              <w:jc w:val="center"/>
             </w:pPr>
             <w:r>
               <w:t xml:space="preserve">Diameter, </w:t>
@@ -637,7 +648,6 @@
       <w:tr>
         <w:trPr>
           <w:trHeight w:val="845"/>
-          <w:tblCellSpacing w:w="15" w:type="dxa"/>
         </w:trPr>
         <w:tc>
           <w:tcPr>
@@ -667,6 +677,7 @@
           <w:p>
             <w:pPr>
               <w:ind w:left="360"/>
+              <w:jc w:val="center"/>
             </w:pPr>
             <w:r>
               <w:t>Simple smoothing</w:t>
@@ -682,6 +693,7 @@
           <w:p>
             <w:pPr>
               <w:ind w:left="360"/>
+              <w:jc w:val="center"/>
             </w:pPr>
             <w:r>
               <w:t>Pre-edge detection</w:t>
@@ -697,6 +709,7 @@
           <w:p>
             <w:pPr>
               <w:ind w:left="360"/>
+              <w:jc w:val="center"/>
             </w:pPr>
             <w:r>
               <w:t>Impulse noise</w:t>
@@ -712,6 +725,7 @@
           <w:p>
             <w:pPr>
               <w:ind w:left="360"/>
+              <w:jc w:val="center"/>
             </w:pPr>
             <w:r>
               <w:t>High-quality denoising</w:t>
@@ -2899,6 +2913,1413 @@
         </w:rPr>
       </w:pPr>
     </w:p>
+    <w:p>
+      <w:pPr>
+        <w:rPr>
+          <w:b/>
+          <w:sz w:val="32"/>
+          <w:szCs w:val="32"/>
+          <w:lang w:val="en-US"/>
+        </w:rPr>
+      </w:pPr>
+    </w:p>
+    <w:p>
+      <w:pPr>
+        <w:rPr>
+          <w:b/>
+          <w:sz w:val="32"/>
+          <w:szCs w:val="32"/>
+          <w:lang w:val="en-US"/>
+        </w:rPr>
+      </w:pPr>
+    </w:p>
+    <w:p>
+      <w:pPr>
+        <w:pStyle w:val="ListParagraph"/>
+        <w:numPr>
+          <w:ilvl w:val="0"/>
+          <w:numId w:val="1"/>
+        </w:numPr>
+        <w:rPr>
+          <w:b/>
+          <w:sz w:val="32"/>
+          <w:szCs w:val="32"/>
+          <w:lang w:val="en-US"/>
+        </w:rPr>
+      </w:pPr>
+      <w:r>
+        <w:rPr>
+          <w:b/>
+          <w:sz w:val="32"/>
+          <w:szCs w:val="32"/>
+          <w:lang w:val="en-US"/>
+        </w:rPr>
+        <w:lastRenderedPageBreak/>
+        <w:t xml:space="preserve"> Image sharpening techniques</w:t>
+      </w:r>
+    </w:p>
+    <w:tbl>
+      <w:tblPr>
+        <w:tblStyle w:val="TableGrid"/>
+        <w:tblW w:w="0" w:type="auto"/>
+        <w:tblLook w:val="04A0" w:firstRow="1" w:lastRow="0" w:firstColumn="1" w:lastColumn="0" w:noHBand="0" w:noVBand="1"/>
+      </w:tblPr>
+      <w:tblGrid>
+        <w:gridCol w:w="1633"/>
+        <w:gridCol w:w="1325"/>
+        <w:gridCol w:w="1763"/>
+        <w:gridCol w:w="1677"/>
+        <w:gridCol w:w="1169"/>
+        <w:gridCol w:w="1119"/>
+        <w:gridCol w:w="1770"/>
+      </w:tblGrid>
+      <w:tr>
+        <w:tc>
+          <w:tcPr>
+            <w:tcW w:w="0" w:type="auto"/>
+            <w:hideMark/>
+          </w:tcPr>
+          <w:p>
+            <w:pPr>
+              <w:jc w:val="center"/>
+              <w:rPr>
+                <w:rFonts w:ascii="Times New Roman" w:eastAsia="Times New Roman" w:hAnsi="Times New Roman" w:cs="Times New Roman"/>
+                <w:b/>
+                <w:bCs/>
+                <w:kern w:val="0"/>
+                <w:lang w:eastAsia="en-IN"/>
+                <w14:ligatures w14:val="none"/>
+              </w:rPr>
+            </w:pPr>
+            <w:r>
+              <w:rPr>
+                <w:rFonts w:ascii="Times New Roman" w:eastAsia="Times New Roman" w:hAnsi="Times New Roman" w:cs="Times New Roman"/>
+                <w:b/>
+                <w:bCs/>
+                <w:kern w:val="0"/>
+                <w:lang w:eastAsia="en-IN"/>
+                <w14:ligatures w14:val="none"/>
+              </w:rPr>
+              <w:t>Technique</w:t>
+            </w:r>
+          </w:p>
+        </w:tc>
+        <w:tc>
+          <w:tcPr>
+            <w:tcW w:w="0" w:type="auto"/>
+            <w:hideMark/>
+          </w:tcPr>
+          <w:p>
+            <w:pPr>
+              <w:jc w:val="center"/>
+              <w:rPr>
+                <w:rFonts w:ascii="Times New Roman" w:eastAsia="Times New Roman" w:hAnsi="Times New Roman" w:cs="Times New Roman"/>
+                <w:b/>
+                <w:bCs/>
+                <w:kern w:val="0"/>
+                <w:lang w:eastAsia="en-IN"/>
+                <w14:ligatures w14:val="none"/>
+              </w:rPr>
+            </w:pPr>
+            <w:r>
+              <w:rPr>
+                <w:rFonts w:ascii="Times New Roman" w:eastAsia="Times New Roman" w:hAnsi="Times New Roman" w:cs="Times New Roman"/>
+                <w:b/>
+                <w:bCs/>
+                <w:kern w:val="0"/>
+                <w:lang w:eastAsia="en-IN"/>
+                <w14:ligatures w14:val="none"/>
+              </w:rPr>
+              <w:t>Type</w:t>
+            </w:r>
+          </w:p>
+        </w:tc>
+        <w:tc>
+          <w:tcPr>
+            <w:tcW w:w="0" w:type="auto"/>
+            <w:hideMark/>
+          </w:tcPr>
+          <w:p>
+            <w:pPr>
+              <w:jc w:val="center"/>
+              <w:rPr>
+                <w:rFonts w:ascii="Times New Roman" w:eastAsia="Times New Roman" w:hAnsi="Times New Roman" w:cs="Times New Roman"/>
+                <w:b/>
+                <w:bCs/>
+                <w:kern w:val="0"/>
+                <w:lang w:eastAsia="en-IN"/>
+                <w14:ligatures w14:val="none"/>
+              </w:rPr>
+            </w:pPr>
+            <w:r>
+              <w:rPr>
+                <w:rFonts w:ascii="Times New Roman" w:eastAsia="Times New Roman" w:hAnsi="Times New Roman" w:cs="Times New Roman"/>
+                <w:b/>
+                <w:bCs/>
+                <w:kern w:val="0"/>
+                <w:lang w:eastAsia="en-IN"/>
+                <w14:ligatures w14:val="none"/>
+              </w:rPr>
+              <w:t>Edge Enhancement</w:t>
+            </w:r>
+          </w:p>
+        </w:tc>
+        <w:tc>
+          <w:tcPr>
+            <w:tcW w:w="0" w:type="auto"/>
+            <w:hideMark/>
+          </w:tcPr>
+          <w:p>
+            <w:pPr>
+              <w:jc w:val="center"/>
+              <w:rPr>
+                <w:rFonts w:ascii="Times New Roman" w:eastAsia="Times New Roman" w:hAnsi="Times New Roman" w:cs="Times New Roman"/>
+                <w:b/>
+                <w:bCs/>
+                <w:kern w:val="0"/>
+                <w:lang w:eastAsia="en-IN"/>
+                <w14:ligatures w14:val="none"/>
+              </w:rPr>
+            </w:pPr>
+            <w:r>
+              <w:rPr>
+                <w:rFonts w:ascii="Times New Roman" w:eastAsia="Times New Roman" w:hAnsi="Times New Roman" w:cs="Times New Roman"/>
+                <w:b/>
+                <w:bCs/>
+                <w:kern w:val="0"/>
+                <w:lang w:eastAsia="en-IN"/>
+                <w14:ligatures w14:val="none"/>
+              </w:rPr>
+              <w:t>Detail Preservation</w:t>
+            </w:r>
+          </w:p>
+        </w:tc>
+        <w:tc>
+          <w:tcPr>
+            <w:tcW w:w="0" w:type="auto"/>
+            <w:hideMark/>
+          </w:tcPr>
+          <w:p>
+            <w:pPr>
+              <w:jc w:val="center"/>
+              <w:rPr>
+                <w:rFonts w:ascii="Times New Roman" w:eastAsia="Times New Roman" w:hAnsi="Times New Roman" w:cs="Times New Roman"/>
+                <w:b/>
+                <w:bCs/>
+                <w:kern w:val="0"/>
+                <w:lang w:eastAsia="en-IN"/>
+                <w14:ligatures w14:val="none"/>
+              </w:rPr>
+            </w:pPr>
+            <w:r>
+              <w:rPr>
+                <w:rFonts w:ascii="Times New Roman" w:eastAsia="Times New Roman" w:hAnsi="Times New Roman" w:cs="Times New Roman"/>
+                <w:b/>
+                <w:bCs/>
+                <w:kern w:val="0"/>
+                <w:lang w:eastAsia="en-IN"/>
+                <w14:ligatures w14:val="none"/>
+              </w:rPr>
+              <w:t>Control Level</w:t>
+            </w:r>
+          </w:p>
+        </w:tc>
+        <w:tc>
+          <w:tcPr>
+            <w:tcW w:w="0" w:type="auto"/>
+            <w:hideMark/>
+          </w:tcPr>
+          <w:p>
+            <w:pPr>
+              <w:jc w:val="center"/>
+              <w:rPr>
+                <w:rFonts w:ascii="Times New Roman" w:eastAsia="Times New Roman" w:hAnsi="Times New Roman" w:cs="Times New Roman"/>
+                <w:b/>
+                <w:bCs/>
+                <w:kern w:val="0"/>
+                <w:lang w:eastAsia="en-IN"/>
+                <w14:ligatures w14:val="none"/>
+              </w:rPr>
+            </w:pPr>
+            <w:r>
+              <w:rPr>
+                <w:rFonts w:ascii="Times New Roman" w:eastAsia="Times New Roman" w:hAnsi="Times New Roman" w:cs="Times New Roman"/>
+                <w:b/>
+                <w:bCs/>
+                <w:kern w:val="0"/>
+                <w:lang w:eastAsia="en-IN"/>
+                <w14:ligatures w14:val="none"/>
+              </w:rPr>
+              <w:t>Speed</w:t>
+            </w:r>
+          </w:p>
+        </w:tc>
+        <w:tc>
+          <w:tcPr>
+            <w:tcW w:w="0" w:type="auto"/>
+            <w:hideMark/>
+          </w:tcPr>
+          <w:p>
+            <w:pPr>
+              <w:jc w:val="center"/>
+              <w:rPr>
+                <w:rFonts w:ascii="Times New Roman" w:eastAsia="Times New Roman" w:hAnsi="Times New Roman" w:cs="Times New Roman"/>
+                <w:b/>
+                <w:bCs/>
+                <w:kern w:val="0"/>
+                <w:lang w:eastAsia="en-IN"/>
+                <w14:ligatures w14:val="none"/>
+              </w:rPr>
+            </w:pPr>
+            <w:r>
+              <w:rPr>
+                <w:rFonts w:ascii="Times New Roman" w:eastAsia="Times New Roman" w:hAnsi="Times New Roman" w:cs="Times New Roman"/>
+                <w:b/>
+                <w:bCs/>
+                <w:kern w:val="0"/>
+                <w:lang w:eastAsia="en-IN"/>
+                <w14:ligatures w14:val="none"/>
+              </w:rPr>
+              <w:t>Suitability</w:t>
+            </w:r>
+          </w:p>
+        </w:tc>
+      </w:tr>
+      <w:tr>
+        <w:tc>
+          <w:tcPr>
+            <w:tcW w:w="0" w:type="auto"/>
+            <w:hideMark/>
+          </w:tcPr>
+          <w:p>
+            <w:pPr>
+              <w:rPr>
+                <w:rFonts w:ascii="Times New Roman" w:eastAsia="Times New Roman" w:hAnsi="Times New Roman" w:cs="Times New Roman"/>
+                <w:kern w:val="0"/>
+                <w:lang w:eastAsia="en-IN"/>
+                <w14:ligatures w14:val="none"/>
+              </w:rPr>
+            </w:pPr>
+            <w:r>
+              <w:rPr>
+                <w:rFonts w:ascii="Times New Roman" w:eastAsia="Times New Roman" w:hAnsi="Times New Roman" w:cs="Times New Roman"/>
+                <w:kern w:val="0"/>
+                <w:lang w:eastAsia="en-IN"/>
+                <w14:ligatures w14:val="none"/>
+              </w:rPr>
+              <w:t>Kernel Convolution</w:t>
+            </w:r>
+          </w:p>
+        </w:tc>
+        <w:tc>
+          <w:tcPr>
+            <w:tcW w:w="0" w:type="auto"/>
+            <w:hideMark/>
+          </w:tcPr>
+          <w:p>
+            <w:pPr>
+              <w:rPr>
+                <w:rFonts w:ascii="Times New Roman" w:eastAsia="Times New Roman" w:hAnsi="Times New Roman" w:cs="Times New Roman"/>
+                <w:kern w:val="0"/>
+                <w:lang w:eastAsia="en-IN"/>
+                <w14:ligatures w14:val="none"/>
+              </w:rPr>
+            </w:pPr>
+            <w:r>
+              <w:rPr>
+                <w:rFonts w:ascii="Times New Roman" w:eastAsia="Times New Roman" w:hAnsi="Times New Roman" w:cs="Times New Roman"/>
+                <w:kern w:val="0"/>
+                <w:lang w:eastAsia="en-IN"/>
+                <w14:ligatures w14:val="none"/>
+              </w:rPr>
+              <w:t>Linear Filter</w:t>
+            </w:r>
+          </w:p>
+        </w:tc>
+        <w:tc>
+          <w:tcPr>
+            <w:tcW w:w="0" w:type="auto"/>
+            <w:hideMark/>
+          </w:tcPr>
+          <w:p>
+            <w:pPr>
+              <w:rPr>
+                <w:rFonts w:ascii="Times New Roman" w:eastAsia="Times New Roman" w:hAnsi="Times New Roman" w:cs="Times New Roman"/>
+                <w:kern w:val="0"/>
+                <w:lang w:eastAsia="en-IN"/>
+                <w14:ligatures w14:val="none"/>
+              </w:rPr>
+            </w:pPr>
+            <w:r>
+              <w:rPr>
+                <w:rFonts w:ascii="Times New Roman" w:eastAsia="Times New Roman" w:hAnsi="Times New Roman" w:cs="Times New Roman"/>
+                <w:kern w:val="0"/>
+                <w:lang w:eastAsia="en-IN"/>
+                <w14:ligatures w14:val="none"/>
+              </w:rPr>
+              <w:t>Moderate</w:t>
+            </w:r>
+          </w:p>
+        </w:tc>
+        <w:tc>
+          <w:tcPr>
+            <w:tcW w:w="0" w:type="auto"/>
+            <w:hideMark/>
+          </w:tcPr>
+          <w:p>
+            <w:pPr>
+              <w:rPr>
+                <w:rFonts w:ascii="Times New Roman" w:eastAsia="Times New Roman" w:hAnsi="Times New Roman" w:cs="Times New Roman"/>
+                <w:kern w:val="0"/>
+                <w:lang w:eastAsia="en-IN"/>
+                <w14:ligatures w14:val="none"/>
+              </w:rPr>
+            </w:pPr>
+            <w:r>
+              <w:rPr>
+                <w:rFonts w:ascii="Times New Roman" w:eastAsia="Times New Roman" w:hAnsi="Times New Roman" w:cs="Times New Roman"/>
+                <w:kern w:val="0"/>
+                <w:lang w:eastAsia="en-IN"/>
+                <w14:ligatures w14:val="none"/>
+              </w:rPr>
+              <w:t>Basic</w:t>
+            </w:r>
+          </w:p>
+        </w:tc>
+        <w:tc>
+          <w:tcPr>
+            <w:tcW w:w="0" w:type="auto"/>
+            <w:hideMark/>
+          </w:tcPr>
+          <w:p>
+            <w:pPr>
+              <w:rPr>
+                <w:rFonts w:ascii="Times New Roman" w:eastAsia="Times New Roman" w:hAnsi="Times New Roman" w:cs="Times New Roman"/>
+                <w:kern w:val="0"/>
+                <w:lang w:eastAsia="en-IN"/>
+                <w14:ligatures w14:val="none"/>
+              </w:rPr>
+            </w:pPr>
+            <w:r>
+              <w:rPr>
+                <w:rFonts w:ascii="Times New Roman" w:eastAsia="Times New Roman" w:hAnsi="Times New Roman" w:cs="Times New Roman"/>
+                <w:kern w:val="0"/>
+                <w:lang w:eastAsia="en-IN"/>
+                <w14:ligatures w14:val="none"/>
+              </w:rPr>
+              <w:t>Low</w:t>
+            </w:r>
+          </w:p>
+        </w:tc>
+        <w:tc>
+          <w:tcPr>
+            <w:tcW w:w="0" w:type="auto"/>
+            <w:hideMark/>
+          </w:tcPr>
+          <w:p>
+            <w:pPr>
+              <w:rPr>
+                <w:rFonts w:ascii="Times New Roman" w:eastAsia="Times New Roman" w:hAnsi="Times New Roman" w:cs="Times New Roman"/>
+                <w:kern w:val="0"/>
+                <w:lang w:eastAsia="en-IN"/>
+                <w14:ligatures w14:val="none"/>
+              </w:rPr>
+            </w:pPr>
+            <w:r>
+              <w:rPr>
+                <w:rFonts w:ascii="Segoe UI Emoji" w:eastAsia="Times New Roman" w:hAnsi="Segoe UI Emoji" w:cs="Segoe UI Emoji"/>
+                <w:kern w:val="0"/>
+                <w:lang w:eastAsia="en-IN"/>
+                <w14:ligatures w14:val="none"/>
+              </w:rPr>
+              <w:t>✅</w:t>
+            </w:r>
+            <w:r>
+              <w:rPr>
+                <w:rFonts w:ascii="Times New Roman" w:eastAsia="Times New Roman" w:hAnsi="Times New Roman" w:cs="Times New Roman"/>
+                <w:kern w:val="0"/>
+                <w:lang w:eastAsia="en-IN"/>
+                <w14:ligatures w14:val="none"/>
+              </w:rPr>
+              <w:t xml:space="preserve"> Fast</w:t>
+            </w:r>
+          </w:p>
+        </w:tc>
+        <w:tc>
+          <w:tcPr>
+            <w:tcW w:w="0" w:type="auto"/>
+            <w:hideMark/>
+          </w:tcPr>
+          <w:p>
+            <w:pPr>
+              <w:rPr>
+                <w:rFonts w:ascii="Times New Roman" w:eastAsia="Times New Roman" w:hAnsi="Times New Roman" w:cs="Times New Roman"/>
+                <w:kern w:val="0"/>
+                <w:lang w:eastAsia="en-IN"/>
+                <w14:ligatures w14:val="none"/>
+              </w:rPr>
+            </w:pPr>
+            <w:r>
+              <w:rPr>
+                <w:rFonts w:ascii="Times New Roman" w:eastAsia="Times New Roman" w:hAnsi="Times New Roman" w:cs="Times New Roman"/>
+                <w:kern w:val="0"/>
+                <w:lang w:eastAsia="en-IN"/>
+                <w14:ligatures w14:val="none"/>
+              </w:rPr>
+              <w:t>General-purpose</w:t>
+            </w:r>
+          </w:p>
+        </w:tc>
+      </w:tr>
+      <w:tr>
+        <w:tc>
+          <w:tcPr>
+            <w:tcW w:w="0" w:type="auto"/>
+            <w:hideMark/>
+          </w:tcPr>
+          <w:p>
+            <w:pPr>
+              <w:rPr>
+                <w:rFonts w:ascii="Times New Roman" w:eastAsia="Times New Roman" w:hAnsi="Times New Roman" w:cs="Times New Roman"/>
+                <w:kern w:val="0"/>
+                <w:lang w:eastAsia="en-IN"/>
+                <w14:ligatures w14:val="none"/>
+              </w:rPr>
+            </w:pPr>
+            <w:r>
+              <w:rPr>
+                <w:rFonts w:ascii="Times New Roman" w:eastAsia="Times New Roman" w:hAnsi="Times New Roman" w:cs="Times New Roman"/>
+                <w:kern w:val="0"/>
+                <w:lang w:eastAsia="en-IN"/>
+                <w14:ligatures w14:val="none"/>
+              </w:rPr>
+              <w:t>Unsharp Masking</w:t>
+            </w:r>
+          </w:p>
+        </w:tc>
+        <w:tc>
+          <w:tcPr>
+            <w:tcW w:w="0" w:type="auto"/>
+            <w:hideMark/>
+          </w:tcPr>
+          <w:p>
+            <w:pPr>
+              <w:rPr>
+                <w:rFonts w:ascii="Times New Roman" w:eastAsia="Times New Roman" w:hAnsi="Times New Roman" w:cs="Times New Roman"/>
+                <w:kern w:val="0"/>
+                <w:lang w:eastAsia="en-IN"/>
+                <w14:ligatures w14:val="none"/>
+              </w:rPr>
+            </w:pPr>
+            <w:r>
+              <w:rPr>
+                <w:rFonts w:ascii="Times New Roman" w:eastAsia="Times New Roman" w:hAnsi="Times New Roman" w:cs="Times New Roman"/>
+                <w:kern w:val="0"/>
+                <w:lang w:eastAsia="en-IN"/>
+                <w14:ligatures w14:val="none"/>
+              </w:rPr>
+              <w:t>Non-linear</w:t>
+            </w:r>
+          </w:p>
+        </w:tc>
+        <w:tc>
+          <w:tcPr>
+            <w:tcW w:w="0" w:type="auto"/>
+            <w:hideMark/>
+          </w:tcPr>
+          <w:p>
+            <w:pPr>
+              <w:rPr>
+                <w:rFonts w:ascii="Times New Roman" w:eastAsia="Times New Roman" w:hAnsi="Times New Roman" w:cs="Times New Roman"/>
+                <w:kern w:val="0"/>
+                <w:lang w:eastAsia="en-IN"/>
+                <w14:ligatures w14:val="none"/>
+              </w:rPr>
+            </w:pPr>
+            <w:r>
+              <w:rPr>
+                <w:rFonts w:ascii="Times New Roman" w:eastAsia="Times New Roman" w:hAnsi="Times New Roman" w:cs="Times New Roman"/>
+                <w:kern w:val="0"/>
+                <w:lang w:eastAsia="en-IN"/>
+                <w14:ligatures w14:val="none"/>
+              </w:rPr>
+              <w:t>High</w:t>
+            </w:r>
+          </w:p>
+        </w:tc>
+        <w:tc>
+          <w:tcPr>
+            <w:tcW w:w="0" w:type="auto"/>
+            <w:hideMark/>
+          </w:tcPr>
+          <w:p>
+            <w:pPr>
+              <w:rPr>
+                <w:rFonts w:ascii="Times New Roman" w:eastAsia="Times New Roman" w:hAnsi="Times New Roman" w:cs="Times New Roman"/>
+                <w:kern w:val="0"/>
+                <w:lang w:eastAsia="en-IN"/>
+                <w14:ligatures w14:val="none"/>
+              </w:rPr>
+            </w:pPr>
+            <w:r>
+              <w:rPr>
+                <w:rFonts w:ascii="Times New Roman" w:eastAsia="Times New Roman" w:hAnsi="Times New Roman" w:cs="Times New Roman"/>
+                <w:kern w:val="0"/>
+                <w:lang w:eastAsia="en-IN"/>
+                <w14:ligatures w14:val="none"/>
+              </w:rPr>
+              <w:t>High</w:t>
+            </w:r>
+          </w:p>
+        </w:tc>
+        <w:tc>
+          <w:tcPr>
+            <w:tcW w:w="0" w:type="auto"/>
+            <w:hideMark/>
+          </w:tcPr>
+          <w:p>
+            <w:pPr>
+              <w:rPr>
+                <w:rFonts w:ascii="Times New Roman" w:eastAsia="Times New Roman" w:hAnsi="Times New Roman" w:cs="Times New Roman"/>
+                <w:kern w:val="0"/>
+                <w:lang w:eastAsia="en-IN"/>
+                <w14:ligatures w14:val="none"/>
+              </w:rPr>
+            </w:pPr>
+            <w:r>
+              <w:rPr>
+                <w:rFonts w:ascii="Times New Roman" w:eastAsia="Times New Roman" w:hAnsi="Times New Roman" w:cs="Times New Roman"/>
+                <w:kern w:val="0"/>
+                <w:lang w:eastAsia="en-IN"/>
+                <w14:ligatures w14:val="none"/>
+              </w:rPr>
+              <w:t>Medium</w:t>
+            </w:r>
+          </w:p>
+        </w:tc>
+        <w:tc>
+          <w:tcPr>
+            <w:tcW w:w="0" w:type="auto"/>
+            <w:hideMark/>
+          </w:tcPr>
+          <w:p>
+            <w:pPr>
+              <w:rPr>
+                <w:rFonts w:ascii="Times New Roman" w:eastAsia="Times New Roman" w:hAnsi="Times New Roman" w:cs="Times New Roman"/>
+                <w:kern w:val="0"/>
+                <w:lang w:eastAsia="en-IN"/>
+                <w14:ligatures w14:val="none"/>
+              </w:rPr>
+            </w:pPr>
+            <w:r>
+              <w:rPr>
+                <w:rFonts w:ascii="Segoe UI Emoji" w:eastAsia="Times New Roman" w:hAnsi="Segoe UI Emoji" w:cs="Segoe UI Emoji"/>
+                <w:kern w:val="0"/>
+                <w:lang w:eastAsia="en-IN"/>
+                <w14:ligatures w14:val="none"/>
+              </w:rPr>
+              <w:t>✅</w:t>
+            </w:r>
+            <w:r>
+              <w:rPr>
+                <w:rFonts w:ascii="Times New Roman" w:eastAsia="Times New Roman" w:hAnsi="Times New Roman" w:cs="Times New Roman"/>
+                <w:kern w:val="0"/>
+                <w:lang w:eastAsia="en-IN"/>
+                <w14:ligatures w14:val="none"/>
+              </w:rPr>
+              <w:t xml:space="preserve"> Fast</w:t>
+            </w:r>
+          </w:p>
+        </w:tc>
+        <w:tc>
+          <w:tcPr>
+            <w:tcW w:w="0" w:type="auto"/>
+            <w:hideMark/>
+          </w:tcPr>
+          <w:p>
+            <w:pPr>
+              <w:rPr>
+                <w:rFonts w:ascii="Times New Roman" w:eastAsia="Times New Roman" w:hAnsi="Times New Roman" w:cs="Times New Roman"/>
+                <w:kern w:val="0"/>
+                <w:lang w:eastAsia="en-IN"/>
+                <w14:ligatures w14:val="none"/>
+              </w:rPr>
+            </w:pPr>
+            <w:r>
+              <w:rPr>
+                <w:rFonts w:ascii="Times New Roman" w:eastAsia="Times New Roman" w:hAnsi="Times New Roman" w:cs="Times New Roman"/>
+                <w:kern w:val="0"/>
+                <w:lang w:eastAsia="en-IN"/>
+                <w14:ligatures w14:val="none"/>
+              </w:rPr>
+              <w:t>Photography, printing</w:t>
+            </w:r>
+          </w:p>
+        </w:tc>
+      </w:tr>
+      <w:tr>
+        <w:tc>
+          <w:tcPr>
+            <w:tcW w:w="0" w:type="auto"/>
+            <w:hideMark/>
+          </w:tcPr>
+          <w:p>
+            <w:pPr>
+              <w:rPr>
+                <w:rFonts w:ascii="Times New Roman" w:eastAsia="Times New Roman" w:hAnsi="Times New Roman" w:cs="Times New Roman"/>
+                <w:kern w:val="0"/>
+                <w:lang w:eastAsia="en-IN"/>
+                <w14:ligatures w14:val="none"/>
+              </w:rPr>
+            </w:pPr>
+            <w:r>
+              <w:rPr>
+                <w:rFonts w:ascii="Times New Roman" w:eastAsia="Times New Roman" w:hAnsi="Times New Roman" w:cs="Times New Roman"/>
+                <w:kern w:val="0"/>
+                <w:lang w:eastAsia="en-IN"/>
+                <w14:ligatures w14:val="none"/>
+              </w:rPr>
+              <w:t>Laplacian Sharpening</w:t>
+            </w:r>
+          </w:p>
+        </w:tc>
+        <w:tc>
+          <w:tcPr>
+            <w:tcW w:w="0" w:type="auto"/>
+            <w:hideMark/>
+          </w:tcPr>
+          <w:p>
+            <w:pPr>
+              <w:rPr>
+                <w:rFonts w:ascii="Times New Roman" w:eastAsia="Times New Roman" w:hAnsi="Times New Roman" w:cs="Times New Roman"/>
+                <w:kern w:val="0"/>
+                <w:lang w:eastAsia="en-IN"/>
+                <w14:ligatures w14:val="none"/>
+              </w:rPr>
+            </w:pPr>
+            <w:r>
+              <w:rPr>
+                <w:rFonts w:ascii="Times New Roman" w:eastAsia="Times New Roman" w:hAnsi="Times New Roman" w:cs="Times New Roman"/>
+                <w:kern w:val="0"/>
+                <w:lang w:eastAsia="en-IN"/>
+                <w14:ligatures w14:val="none"/>
+              </w:rPr>
+              <w:t>Edge-based</w:t>
+            </w:r>
+          </w:p>
+        </w:tc>
+        <w:tc>
+          <w:tcPr>
+            <w:tcW w:w="0" w:type="auto"/>
+            <w:hideMark/>
+          </w:tcPr>
+          <w:p>
+            <w:pPr>
+              <w:rPr>
+                <w:rFonts w:ascii="Times New Roman" w:eastAsia="Times New Roman" w:hAnsi="Times New Roman" w:cs="Times New Roman"/>
+                <w:kern w:val="0"/>
+                <w:lang w:eastAsia="en-IN"/>
+                <w14:ligatures w14:val="none"/>
+              </w:rPr>
+            </w:pPr>
+            <w:r>
+              <w:rPr>
+                <w:rFonts w:ascii="Times New Roman" w:eastAsia="Times New Roman" w:hAnsi="Times New Roman" w:cs="Times New Roman"/>
+                <w:kern w:val="0"/>
+                <w:lang w:eastAsia="en-IN"/>
+                <w14:ligatures w14:val="none"/>
+              </w:rPr>
+              <w:t>Very High</w:t>
+            </w:r>
+          </w:p>
+        </w:tc>
+        <w:tc>
+          <w:tcPr>
+            <w:tcW w:w="0" w:type="auto"/>
+            <w:hideMark/>
+          </w:tcPr>
+          <w:p>
+            <w:pPr>
+              <w:rPr>
+                <w:rFonts w:ascii="Times New Roman" w:eastAsia="Times New Roman" w:hAnsi="Times New Roman" w:cs="Times New Roman"/>
+                <w:kern w:val="0"/>
+                <w:lang w:eastAsia="en-IN"/>
+                <w14:ligatures w14:val="none"/>
+              </w:rPr>
+            </w:pPr>
+            <w:r>
+              <w:rPr>
+                <w:rFonts w:ascii="Times New Roman" w:eastAsia="Times New Roman" w:hAnsi="Times New Roman" w:cs="Times New Roman"/>
+                <w:kern w:val="0"/>
+                <w:lang w:eastAsia="en-IN"/>
+                <w14:ligatures w14:val="none"/>
+              </w:rPr>
+              <w:t>Moderate</w:t>
+            </w:r>
+          </w:p>
+        </w:tc>
+        <w:tc>
+          <w:tcPr>
+            <w:tcW w:w="0" w:type="auto"/>
+            <w:hideMark/>
+          </w:tcPr>
+          <w:p>
+            <w:pPr>
+              <w:rPr>
+                <w:rFonts w:ascii="Times New Roman" w:eastAsia="Times New Roman" w:hAnsi="Times New Roman" w:cs="Times New Roman"/>
+                <w:kern w:val="0"/>
+                <w:lang w:eastAsia="en-IN"/>
+                <w14:ligatures w14:val="none"/>
+              </w:rPr>
+            </w:pPr>
+            <w:r>
+              <w:rPr>
+                <w:rFonts w:ascii="Times New Roman" w:eastAsia="Times New Roman" w:hAnsi="Times New Roman" w:cs="Times New Roman"/>
+                <w:kern w:val="0"/>
+                <w:lang w:eastAsia="en-IN"/>
+                <w14:ligatures w14:val="none"/>
+              </w:rPr>
+              <w:t>Low</w:t>
+            </w:r>
+          </w:p>
+        </w:tc>
+        <w:tc>
+          <w:tcPr>
+            <w:tcW w:w="0" w:type="auto"/>
+            <w:hideMark/>
+          </w:tcPr>
+          <w:p>
+            <w:pPr>
+              <w:rPr>
+                <w:rFonts w:ascii="Times New Roman" w:eastAsia="Times New Roman" w:hAnsi="Times New Roman" w:cs="Times New Roman"/>
+                <w:kern w:val="0"/>
+                <w:lang w:eastAsia="en-IN"/>
+                <w14:ligatures w14:val="none"/>
+              </w:rPr>
+            </w:pPr>
+            <w:r>
+              <w:rPr>
+                <w:rFonts w:ascii="Segoe UI Emoji" w:eastAsia="Times New Roman" w:hAnsi="Segoe UI Emoji" w:cs="Segoe UI Emoji"/>
+                <w:kern w:val="0"/>
+                <w:lang w:eastAsia="en-IN"/>
+                <w14:ligatures w14:val="none"/>
+              </w:rPr>
+              <w:t>✅</w:t>
+            </w:r>
+            <w:r>
+              <w:rPr>
+                <w:rFonts w:ascii="Times New Roman" w:eastAsia="Times New Roman" w:hAnsi="Times New Roman" w:cs="Times New Roman"/>
+                <w:kern w:val="0"/>
+                <w:lang w:eastAsia="en-IN"/>
+                <w14:ligatures w14:val="none"/>
+              </w:rPr>
+              <w:t xml:space="preserve"> Fast</w:t>
+            </w:r>
+          </w:p>
+        </w:tc>
+        <w:tc>
+          <w:tcPr>
+            <w:tcW w:w="0" w:type="auto"/>
+            <w:hideMark/>
+          </w:tcPr>
+          <w:p>
+            <w:pPr>
+              <w:rPr>
+                <w:rFonts w:ascii="Times New Roman" w:eastAsia="Times New Roman" w:hAnsi="Times New Roman" w:cs="Times New Roman"/>
+                <w:kern w:val="0"/>
+                <w:lang w:eastAsia="en-IN"/>
+                <w14:ligatures w14:val="none"/>
+              </w:rPr>
+            </w:pPr>
+            <w:r>
+              <w:rPr>
+                <w:rFonts w:ascii="Times New Roman" w:eastAsia="Times New Roman" w:hAnsi="Times New Roman" w:cs="Times New Roman"/>
+                <w:kern w:val="0"/>
+                <w:lang w:eastAsia="en-IN"/>
+                <w14:ligatures w14:val="none"/>
+              </w:rPr>
+              <w:t>Technical imaging</w:t>
+            </w:r>
+          </w:p>
+        </w:tc>
+      </w:tr>
+      <w:tr>
+        <w:tc>
+          <w:tcPr>
+            <w:tcW w:w="0" w:type="auto"/>
+            <w:hideMark/>
+          </w:tcPr>
+          <w:p>
+            <w:pPr>
+              <w:rPr>
+                <w:rFonts w:ascii="Times New Roman" w:eastAsia="Times New Roman" w:hAnsi="Times New Roman" w:cs="Times New Roman"/>
+                <w:kern w:val="0"/>
+                <w:lang w:eastAsia="en-IN"/>
+                <w14:ligatures w14:val="none"/>
+              </w:rPr>
+            </w:pPr>
+            <w:r>
+              <w:rPr>
+                <w:rFonts w:ascii="Times New Roman" w:eastAsia="Times New Roman" w:hAnsi="Times New Roman" w:cs="Times New Roman"/>
+                <w:kern w:val="0"/>
+                <w:lang w:eastAsia="en-IN"/>
+                <w14:ligatures w14:val="none"/>
+              </w:rPr>
+              <w:t>High Boost Filtering</w:t>
+            </w:r>
+          </w:p>
+        </w:tc>
+        <w:tc>
+          <w:tcPr>
+            <w:tcW w:w="0" w:type="auto"/>
+            <w:hideMark/>
+          </w:tcPr>
+          <w:p>
+            <w:pPr>
+              <w:rPr>
+                <w:rFonts w:ascii="Times New Roman" w:eastAsia="Times New Roman" w:hAnsi="Times New Roman" w:cs="Times New Roman"/>
+                <w:kern w:val="0"/>
+                <w:lang w:eastAsia="en-IN"/>
+                <w14:ligatures w14:val="none"/>
+              </w:rPr>
+            </w:pPr>
+            <w:r>
+              <w:rPr>
+                <w:rFonts w:ascii="Times New Roman" w:eastAsia="Times New Roman" w:hAnsi="Times New Roman" w:cs="Times New Roman"/>
+                <w:kern w:val="0"/>
+                <w:lang w:eastAsia="en-IN"/>
+                <w14:ligatures w14:val="none"/>
+              </w:rPr>
+              <w:t>Scaled</w:t>
+            </w:r>
+          </w:p>
+        </w:tc>
+        <w:tc>
+          <w:tcPr>
+            <w:tcW w:w="0" w:type="auto"/>
+            <w:hideMark/>
+          </w:tcPr>
+          <w:p>
+            <w:pPr>
+              <w:rPr>
+                <w:rFonts w:ascii="Times New Roman" w:eastAsia="Times New Roman" w:hAnsi="Times New Roman" w:cs="Times New Roman"/>
+                <w:kern w:val="0"/>
+                <w:lang w:eastAsia="en-IN"/>
+                <w14:ligatures w14:val="none"/>
+              </w:rPr>
+            </w:pPr>
+            <w:r>
+              <w:rPr>
+                <w:rFonts w:ascii="Times New Roman" w:eastAsia="Times New Roman" w:hAnsi="Times New Roman" w:cs="Times New Roman"/>
+                <w:kern w:val="0"/>
+                <w:lang w:eastAsia="en-IN"/>
+                <w14:ligatures w14:val="none"/>
+              </w:rPr>
+              <w:t>High</w:t>
+            </w:r>
+          </w:p>
+        </w:tc>
+        <w:tc>
+          <w:tcPr>
+            <w:tcW w:w="0" w:type="auto"/>
+            <w:hideMark/>
+          </w:tcPr>
+          <w:p>
+            <w:pPr>
+              <w:rPr>
+                <w:rFonts w:ascii="Times New Roman" w:eastAsia="Times New Roman" w:hAnsi="Times New Roman" w:cs="Times New Roman"/>
+                <w:kern w:val="0"/>
+                <w:lang w:eastAsia="en-IN"/>
+                <w14:ligatures w14:val="none"/>
+              </w:rPr>
+            </w:pPr>
+            <w:r>
+              <w:rPr>
+                <w:rFonts w:ascii="Times New Roman" w:eastAsia="Times New Roman" w:hAnsi="Times New Roman" w:cs="Times New Roman"/>
+                <w:kern w:val="0"/>
+                <w:lang w:eastAsia="en-IN"/>
+                <w14:ligatures w14:val="none"/>
+              </w:rPr>
+              <w:t>High</w:t>
+            </w:r>
+          </w:p>
+        </w:tc>
+        <w:tc>
+          <w:tcPr>
+            <w:tcW w:w="0" w:type="auto"/>
+            <w:hideMark/>
+          </w:tcPr>
+          <w:p>
+            <w:pPr>
+              <w:rPr>
+                <w:rFonts w:ascii="Times New Roman" w:eastAsia="Times New Roman" w:hAnsi="Times New Roman" w:cs="Times New Roman"/>
+                <w:kern w:val="0"/>
+                <w:lang w:eastAsia="en-IN"/>
+                <w14:ligatures w14:val="none"/>
+              </w:rPr>
+            </w:pPr>
+            <w:r>
+              <w:rPr>
+                <w:rFonts w:ascii="Segoe UI Emoji" w:eastAsia="Times New Roman" w:hAnsi="Segoe UI Emoji" w:cs="Segoe UI Emoji"/>
+                <w:kern w:val="0"/>
+                <w:lang w:eastAsia="en-IN"/>
+                <w14:ligatures w14:val="none"/>
+              </w:rPr>
+              <w:t>✅</w:t>
+            </w:r>
+            <w:r>
+              <w:rPr>
+                <w:rFonts w:ascii="Times New Roman" w:eastAsia="Times New Roman" w:hAnsi="Times New Roman" w:cs="Times New Roman"/>
+                <w:kern w:val="0"/>
+                <w:lang w:eastAsia="en-IN"/>
+                <w14:ligatures w14:val="none"/>
+              </w:rPr>
+              <w:t xml:space="preserve"> High</w:t>
+            </w:r>
+          </w:p>
+        </w:tc>
+        <w:tc>
+          <w:tcPr>
+            <w:tcW w:w="0" w:type="auto"/>
+            <w:hideMark/>
+          </w:tcPr>
+          <w:p>
+            <w:pPr>
+              <w:rPr>
+                <w:rFonts w:ascii="Times New Roman" w:eastAsia="Times New Roman" w:hAnsi="Times New Roman" w:cs="Times New Roman"/>
+                <w:kern w:val="0"/>
+                <w:lang w:eastAsia="en-IN"/>
+                <w14:ligatures w14:val="none"/>
+              </w:rPr>
+            </w:pPr>
+            <w:r>
+              <w:rPr>
+                <w:rFonts w:ascii="Segoe UI Emoji" w:eastAsia="Times New Roman" w:hAnsi="Segoe UI Emoji" w:cs="Segoe UI Emoji"/>
+                <w:kern w:val="0"/>
+                <w:lang w:eastAsia="en-IN"/>
+                <w14:ligatures w14:val="none"/>
+              </w:rPr>
+              <w:t>⚠️</w:t>
+            </w:r>
+            <w:r>
+              <w:rPr>
+                <w:rFonts w:ascii="Times New Roman" w:eastAsia="Times New Roman" w:hAnsi="Times New Roman" w:cs="Times New Roman"/>
+                <w:kern w:val="0"/>
+                <w:lang w:eastAsia="en-IN"/>
+                <w14:ligatures w14:val="none"/>
+              </w:rPr>
+              <w:t xml:space="preserve"> Medium</w:t>
+            </w:r>
+          </w:p>
+        </w:tc>
+        <w:tc>
+          <w:tcPr>
+            <w:tcW w:w="0" w:type="auto"/>
+            <w:hideMark/>
+          </w:tcPr>
+          <w:p>
+            <w:pPr>
+              <w:rPr>
+                <w:rFonts w:ascii="Times New Roman" w:eastAsia="Times New Roman" w:hAnsi="Times New Roman" w:cs="Times New Roman"/>
+                <w:kern w:val="0"/>
+                <w:lang w:eastAsia="en-IN"/>
+                <w14:ligatures w14:val="none"/>
+              </w:rPr>
+            </w:pPr>
+            <w:r>
+              <w:rPr>
+                <w:rFonts w:ascii="Times New Roman" w:eastAsia="Times New Roman" w:hAnsi="Times New Roman" w:cs="Times New Roman"/>
+                <w:kern w:val="0"/>
+                <w:lang w:eastAsia="en-IN"/>
+                <w14:ligatures w14:val="none"/>
+              </w:rPr>
+              <w:t>Medical, satellite images</w:t>
+            </w:r>
+          </w:p>
+        </w:tc>
+      </w:tr>
+      <w:tr>
+        <w:tc>
+          <w:tcPr>
+            <w:tcW w:w="0" w:type="auto"/>
+            <w:hideMark/>
+          </w:tcPr>
+          <w:p>
+            <w:pPr>
+              <w:rPr>
+                <w:rFonts w:ascii="Times New Roman" w:eastAsia="Times New Roman" w:hAnsi="Times New Roman" w:cs="Times New Roman"/>
+                <w:kern w:val="0"/>
+                <w:lang w:eastAsia="en-IN"/>
+                <w14:ligatures w14:val="none"/>
+              </w:rPr>
+            </w:pPr>
+            <w:r>
+              <w:rPr>
+                <w:rFonts w:ascii="Times New Roman" w:eastAsia="Times New Roman" w:hAnsi="Times New Roman" w:cs="Times New Roman"/>
+                <w:kern w:val="0"/>
+                <w:lang w:eastAsia="en-IN"/>
+                <w14:ligatures w14:val="none"/>
+              </w:rPr>
+              <w:t>Sobel Sharpening</w:t>
+            </w:r>
+          </w:p>
+        </w:tc>
+        <w:tc>
+          <w:tcPr>
+            <w:tcW w:w="0" w:type="auto"/>
+            <w:hideMark/>
+          </w:tcPr>
+          <w:p>
+            <w:pPr>
+              <w:rPr>
+                <w:rFonts w:ascii="Times New Roman" w:eastAsia="Times New Roman" w:hAnsi="Times New Roman" w:cs="Times New Roman"/>
+                <w:kern w:val="0"/>
+                <w:lang w:eastAsia="en-IN"/>
+                <w14:ligatures w14:val="none"/>
+              </w:rPr>
+            </w:pPr>
+            <w:r>
+              <w:rPr>
+                <w:rFonts w:ascii="Times New Roman" w:eastAsia="Times New Roman" w:hAnsi="Times New Roman" w:cs="Times New Roman"/>
+                <w:kern w:val="0"/>
+                <w:lang w:eastAsia="en-IN"/>
+                <w14:ligatures w14:val="none"/>
+              </w:rPr>
+              <w:t>Directional</w:t>
+            </w:r>
+          </w:p>
+        </w:tc>
+        <w:tc>
+          <w:tcPr>
+            <w:tcW w:w="0" w:type="auto"/>
+            <w:hideMark/>
+          </w:tcPr>
+          <w:p>
+            <w:pPr>
+              <w:rPr>
+                <w:rFonts w:ascii="Times New Roman" w:eastAsia="Times New Roman" w:hAnsi="Times New Roman" w:cs="Times New Roman"/>
+                <w:kern w:val="0"/>
+                <w:lang w:eastAsia="en-IN"/>
+                <w14:ligatures w14:val="none"/>
+              </w:rPr>
+            </w:pPr>
+            <w:r>
+              <w:rPr>
+                <w:rFonts w:ascii="Times New Roman" w:eastAsia="Times New Roman" w:hAnsi="Times New Roman" w:cs="Times New Roman"/>
+                <w:kern w:val="0"/>
+                <w:lang w:eastAsia="en-IN"/>
+                <w14:ligatures w14:val="none"/>
+              </w:rPr>
+              <w:t>Directional Only</w:t>
+            </w:r>
+          </w:p>
+        </w:tc>
+        <w:tc>
+          <w:tcPr>
+            <w:tcW w:w="0" w:type="auto"/>
+            <w:hideMark/>
+          </w:tcPr>
+          <w:p>
+            <w:pPr>
+              <w:rPr>
+                <w:rFonts w:ascii="Times New Roman" w:eastAsia="Times New Roman" w:hAnsi="Times New Roman" w:cs="Times New Roman"/>
+                <w:kern w:val="0"/>
+                <w:lang w:eastAsia="en-IN"/>
+                <w14:ligatures w14:val="none"/>
+              </w:rPr>
+            </w:pPr>
+            <w:r>
+              <w:rPr>
+                <w:rFonts w:ascii="Times New Roman" w:eastAsia="Times New Roman" w:hAnsi="Times New Roman" w:cs="Times New Roman"/>
+                <w:kern w:val="0"/>
+                <w:lang w:eastAsia="en-IN"/>
+                <w14:ligatures w14:val="none"/>
+              </w:rPr>
+              <w:t>Low</w:t>
+            </w:r>
+          </w:p>
+        </w:tc>
+        <w:tc>
+          <w:tcPr>
+            <w:tcW w:w="0" w:type="auto"/>
+            <w:hideMark/>
+          </w:tcPr>
+          <w:p>
+            <w:pPr>
+              <w:rPr>
+                <w:rFonts w:ascii="Times New Roman" w:eastAsia="Times New Roman" w:hAnsi="Times New Roman" w:cs="Times New Roman"/>
+                <w:kern w:val="0"/>
+                <w:lang w:eastAsia="en-IN"/>
+                <w14:ligatures w14:val="none"/>
+              </w:rPr>
+            </w:pPr>
+            <w:r>
+              <w:rPr>
+                <w:rFonts w:ascii="Times New Roman" w:eastAsia="Times New Roman" w:hAnsi="Times New Roman" w:cs="Times New Roman"/>
+                <w:kern w:val="0"/>
+                <w:lang w:eastAsia="en-IN"/>
+                <w14:ligatures w14:val="none"/>
+              </w:rPr>
+              <w:t>Low</w:t>
+            </w:r>
+          </w:p>
+        </w:tc>
+        <w:tc>
+          <w:tcPr>
+            <w:tcW w:w="0" w:type="auto"/>
+            <w:hideMark/>
+          </w:tcPr>
+          <w:p>
+            <w:pPr>
+              <w:rPr>
+                <w:rFonts w:ascii="Times New Roman" w:eastAsia="Times New Roman" w:hAnsi="Times New Roman" w:cs="Times New Roman"/>
+                <w:kern w:val="0"/>
+                <w:lang w:eastAsia="en-IN"/>
+                <w14:ligatures w14:val="none"/>
+              </w:rPr>
+            </w:pPr>
+            <w:r>
+              <w:rPr>
+                <w:rFonts w:ascii="Segoe UI Emoji" w:eastAsia="Times New Roman" w:hAnsi="Segoe UI Emoji" w:cs="Segoe UI Emoji"/>
+                <w:kern w:val="0"/>
+                <w:lang w:eastAsia="en-IN"/>
+                <w14:ligatures w14:val="none"/>
+              </w:rPr>
+              <w:t>✅</w:t>
+            </w:r>
+            <w:r>
+              <w:rPr>
+                <w:rFonts w:ascii="Times New Roman" w:eastAsia="Times New Roman" w:hAnsi="Times New Roman" w:cs="Times New Roman"/>
+                <w:kern w:val="0"/>
+                <w:lang w:eastAsia="en-IN"/>
+                <w14:ligatures w14:val="none"/>
+              </w:rPr>
+              <w:t xml:space="preserve"> Fast</w:t>
+            </w:r>
+          </w:p>
+        </w:tc>
+        <w:tc>
+          <w:tcPr>
+            <w:tcW w:w="0" w:type="auto"/>
+            <w:hideMark/>
+          </w:tcPr>
+          <w:p>
+            <w:pPr>
+              <w:rPr>
+                <w:rFonts w:ascii="Times New Roman" w:eastAsia="Times New Roman" w:hAnsi="Times New Roman" w:cs="Times New Roman"/>
+                <w:kern w:val="0"/>
+                <w:lang w:eastAsia="en-IN"/>
+                <w14:ligatures w14:val="none"/>
+              </w:rPr>
+            </w:pPr>
+            <w:r>
+              <w:rPr>
+                <w:rFonts w:ascii="Times New Roman" w:eastAsia="Times New Roman" w:hAnsi="Times New Roman" w:cs="Times New Roman"/>
+                <w:kern w:val="0"/>
+                <w:lang w:eastAsia="en-IN"/>
+                <w14:ligatures w14:val="none"/>
+              </w:rPr>
+              <w:t>Feature extraction</w:t>
+            </w:r>
+          </w:p>
+        </w:tc>
+      </w:tr>
+      <w:tr>
+        <w:tc>
+          <w:tcPr>
+            <w:tcW w:w="0" w:type="auto"/>
+            <w:hideMark/>
+          </w:tcPr>
+          <w:p>
+            <w:pPr>
+              <w:rPr>
+                <w:rFonts w:ascii="Times New Roman" w:eastAsia="Times New Roman" w:hAnsi="Times New Roman" w:cs="Times New Roman"/>
+                <w:kern w:val="0"/>
+                <w:lang w:eastAsia="en-IN"/>
+                <w14:ligatures w14:val="none"/>
+              </w:rPr>
+            </w:pPr>
+            <w:r>
+              <w:rPr>
+                <w:rFonts w:ascii="Times New Roman" w:eastAsia="Times New Roman" w:hAnsi="Times New Roman" w:cs="Times New Roman"/>
+                <w:kern w:val="0"/>
+                <w:lang w:eastAsia="en-IN"/>
+                <w14:ligatures w14:val="none"/>
+              </w:rPr>
+              <w:t>CLAHE + Sharpening</w:t>
+            </w:r>
+          </w:p>
+        </w:tc>
+        <w:tc>
+          <w:tcPr>
+            <w:tcW w:w="0" w:type="auto"/>
+            <w:hideMark/>
+          </w:tcPr>
+          <w:p>
+            <w:pPr>
+              <w:rPr>
+                <w:rFonts w:ascii="Times New Roman" w:eastAsia="Times New Roman" w:hAnsi="Times New Roman" w:cs="Times New Roman"/>
+                <w:kern w:val="0"/>
+                <w:lang w:eastAsia="en-IN"/>
+                <w14:ligatures w14:val="none"/>
+              </w:rPr>
+            </w:pPr>
+            <w:r>
+              <w:rPr>
+                <w:rFonts w:ascii="Times New Roman" w:eastAsia="Times New Roman" w:hAnsi="Times New Roman" w:cs="Times New Roman"/>
+                <w:kern w:val="0"/>
+                <w:lang w:eastAsia="en-IN"/>
+                <w14:ligatures w14:val="none"/>
+              </w:rPr>
+              <w:t>Hybrid</w:t>
+            </w:r>
+          </w:p>
+        </w:tc>
+        <w:tc>
+          <w:tcPr>
+            <w:tcW w:w="0" w:type="auto"/>
+            <w:hideMark/>
+          </w:tcPr>
+          <w:p>
+            <w:pPr>
+              <w:rPr>
+                <w:rFonts w:ascii="Times New Roman" w:eastAsia="Times New Roman" w:hAnsi="Times New Roman" w:cs="Times New Roman"/>
+                <w:kern w:val="0"/>
+                <w:lang w:eastAsia="en-IN"/>
+                <w14:ligatures w14:val="none"/>
+              </w:rPr>
+            </w:pPr>
+            <w:r>
+              <w:rPr>
+                <w:rFonts w:ascii="Times New Roman" w:eastAsia="Times New Roman" w:hAnsi="Times New Roman" w:cs="Times New Roman"/>
+                <w:kern w:val="0"/>
+                <w:lang w:eastAsia="en-IN"/>
+                <w14:ligatures w14:val="none"/>
+              </w:rPr>
+              <w:t>High</w:t>
+            </w:r>
+          </w:p>
+        </w:tc>
+        <w:tc>
+          <w:tcPr>
+            <w:tcW w:w="0" w:type="auto"/>
+            <w:hideMark/>
+          </w:tcPr>
+          <w:p>
+            <w:pPr>
+              <w:rPr>
+                <w:rFonts w:ascii="Times New Roman" w:eastAsia="Times New Roman" w:hAnsi="Times New Roman" w:cs="Times New Roman"/>
+                <w:kern w:val="0"/>
+                <w:lang w:eastAsia="en-IN"/>
+                <w14:ligatures w14:val="none"/>
+              </w:rPr>
+            </w:pPr>
+            <w:r>
+              <w:rPr>
+                <w:rFonts w:ascii="Times New Roman" w:eastAsia="Times New Roman" w:hAnsi="Times New Roman" w:cs="Times New Roman"/>
+                <w:kern w:val="0"/>
+                <w:lang w:eastAsia="en-IN"/>
+                <w14:ligatures w14:val="none"/>
+              </w:rPr>
+              <w:t>Very High</w:t>
+            </w:r>
+          </w:p>
+        </w:tc>
+        <w:tc>
+          <w:tcPr>
+            <w:tcW w:w="0" w:type="auto"/>
+            <w:hideMark/>
+          </w:tcPr>
+          <w:p>
+            <w:pPr>
+              <w:rPr>
+                <w:rFonts w:ascii="Times New Roman" w:eastAsia="Times New Roman" w:hAnsi="Times New Roman" w:cs="Times New Roman"/>
+                <w:kern w:val="0"/>
+                <w:lang w:eastAsia="en-IN"/>
+                <w14:ligatures w14:val="none"/>
+              </w:rPr>
+            </w:pPr>
+            <w:r>
+              <w:rPr>
+                <w:rFonts w:ascii="Segoe UI Emoji" w:eastAsia="Times New Roman" w:hAnsi="Segoe UI Emoji" w:cs="Segoe UI Emoji"/>
+                <w:kern w:val="0"/>
+                <w:lang w:eastAsia="en-IN"/>
+                <w14:ligatures w14:val="none"/>
+              </w:rPr>
+              <w:t>✅</w:t>
+            </w:r>
+            <w:r>
+              <w:rPr>
+                <w:rFonts w:ascii="Times New Roman" w:eastAsia="Times New Roman" w:hAnsi="Times New Roman" w:cs="Times New Roman"/>
+                <w:kern w:val="0"/>
+                <w:lang w:eastAsia="en-IN"/>
+                <w14:ligatures w14:val="none"/>
+              </w:rPr>
+              <w:t xml:space="preserve"> High</w:t>
+            </w:r>
+          </w:p>
+        </w:tc>
+        <w:tc>
+          <w:tcPr>
+            <w:tcW w:w="0" w:type="auto"/>
+            <w:hideMark/>
+          </w:tcPr>
+          <w:p>
+            <w:pPr>
+              <w:rPr>
+                <w:rFonts w:ascii="Times New Roman" w:eastAsia="Times New Roman" w:hAnsi="Times New Roman" w:cs="Times New Roman"/>
+                <w:kern w:val="0"/>
+                <w:lang w:eastAsia="en-IN"/>
+                <w14:ligatures w14:val="none"/>
+              </w:rPr>
+            </w:pPr>
+            <w:r>
+              <w:rPr>
+                <w:rFonts w:ascii="Segoe UI Emoji" w:eastAsia="Times New Roman" w:hAnsi="Segoe UI Emoji" w:cs="Segoe UI Emoji"/>
+                <w:kern w:val="0"/>
+                <w:lang w:eastAsia="en-IN"/>
+                <w14:ligatures w14:val="none"/>
+              </w:rPr>
+              <w:t>⚠️</w:t>
+            </w:r>
+            <w:r>
+              <w:rPr>
+                <w:rFonts w:ascii="Times New Roman" w:eastAsia="Times New Roman" w:hAnsi="Times New Roman" w:cs="Times New Roman"/>
+                <w:kern w:val="0"/>
+                <w:lang w:eastAsia="en-IN"/>
+                <w14:ligatures w14:val="none"/>
+              </w:rPr>
+              <w:t xml:space="preserve"> Slower</w:t>
+            </w:r>
+          </w:p>
+        </w:tc>
+        <w:tc>
+          <w:tcPr>
+            <w:tcW w:w="0" w:type="auto"/>
+            <w:hideMark/>
+          </w:tcPr>
+          <w:p>
+            <w:pPr>
+              <w:rPr>
+                <w:rFonts w:ascii="Times New Roman" w:eastAsia="Times New Roman" w:hAnsi="Times New Roman" w:cs="Times New Roman"/>
+                <w:kern w:val="0"/>
+                <w:lang w:eastAsia="en-IN"/>
+                <w14:ligatures w14:val="none"/>
+              </w:rPr>
+            </w:pPr>
+            <w:r>
+              <w:rPr>
+                <w:rFonts w:ascii="Times New Roman" w:eastAsia="Times New Roman" w:hAnsi="Times New Roman" w:cs="Times New Roman"/>
+                <w:kern w:val="0"/>
+                <w:lang w:eastAsia="en-IN"/>
+                <w14:ligatures w14:val="none"/>
+              </w:rPr>
+              <w:t>Low-light, medical, OCR</w:t>
+            </w:r>
+          </w:p>
+        </w:tc>
+      </w:tr>
+    </w:tbl>
     <w:p>
       <w:pPr>
         <w:rPr>
@@ -3619,7 +5040,6 @@
   <w:style w:type="character" w:default="1" w:styleId="DefaultParagraphFont">
     <w:name w:val="Default Paragraph Font"/>
     <w:uiPriority w:val="1"/>
-    <w:semiHidden/>
     <w:unhideWhenUsed/>
   </w:style>
   <w:style w:type="table" w:default="1" w:styleId="TableNormal">
@@ -3933,6 +5353,25 @@
       <w:spacing w:val="5"/>
     </w:rPr>
   </w:style>
+  <w:style w:type="table" w:styleId="TableGrid">
+    <w:name w:val="Table Grid"/>
+    <w:basedOn w:val="TableNormal"/>
+    <w:uiPriority w:val="39"/>
+    <w:rsid w:val="00A5771E"/>
+    <w:pPr>
+      <w:spacing w:after="0" w:line="240" w:lineRule="auto"/>
+    </w:pPr>
+    <w:tblPr>
+      <w:tblBorders>
+        <w:top w:val="single" w:sz="4" w:space="0" w:color="auto"/>
+        <w:left w:val="single" w:sz="4" w:space="0" w:color="auto"/>
+        <w:bottom w:val="single" w:sz="4" w:space="0" w:color="auto"/>
+        <w:right w:val="single" w:sz="4" w:space="0" w:color="auto"/>
+        <w:insideH w:val="single" w:sz="4" w:space="0" w:color="auto"/>
+        <w:insideV w:val="single" w:sz="4" w:space="0" w:color="auto"/>
+      </w:tblBorders>
+    </w:tblPr>
+  </w:style>
 </w:styles>
 </file>
 
